--- a/Received/nursery/Nursery, Maths 'W'.docx
+++ b/Received/nursery/Nursery, Maths 'W'.docx
@@ -19,10 +19,10 @@
         <mc:AlternateContent>
           <mc:Choice Requires="wps">
             <w:drawing>
-              <wp:anchor distT="45720" distB="45720" distL="114300" distR="114300" simplePos="0" relativeHeight="251747328" behindDoc="0" locked="0" layoutInCell="1" allowOverlap="1" wp14:anchorId="5642DC19" wp14:editId="5D8F2278">
+              <wp:anchor distT="45720" distB="45720" distL="114300" distR="114300" simplePos="0" relativeHeight="251747328" behindDoc="0" locked="0" layoutInCell="1" allowOverlap="1" wp14:anchorId="5642DC19" wp14:editId="58A71C09">
                 <wp:simplePos x="0" y="0"/>
                 <wp:positionH relativeFrom="column">
-                  <wp:posOffset>5831840</wp:posOffset>
+                  <wp:posOffset>6031865</wp:posOffset>
                 </wp:positionH>
                 <wp:positionV relativeFrom="paragraph">
                   <wp:posOffset>-40005</wp:posOffset>
@@ -43,7 +43,7 @@
                       <wps:spPr bwMode="auto">
                         <a:xfrm>
                           <a:off x="0" y="0"/>
-                          <a:ext cx="896620" cy="495935"/>
+                          <a:ext cx="897255" cy="488950"/>
                         </a:xfrm>
                         <a:prstGeom prst="rect">
                           <a:avLst/>
@@ -103,7 +103,7 @@
                 <v:stroke joinstyle="miter"/>
                 <v:path gradientshapeok="t" o:connecttype="rect"/>
               </v:shapetype>
-              <v:shape id="Text Box 2" o:spid="_x0000_s1026" type="#_x0000_t202" style="position:absolute;margin-left:459.2pt;margin-top:-3.15pt;width:70.65pt;height:38.5pt;z-index:251747328;visibility:visible;mso-wrap-style:square;mso-width-percent:0;mso-height-percent:200;mso-wrap-distance-left:9pt;mso-wrap-distance-top:3.6pt;mso-wrap-distance-right:9pt;mso-wrap-distance-bottom:3.6pt;mso-position-horizontal:absolute;mso-position-horizontal-relative:text;mso-position-vertical:absolute;mso-position-vertical-relative:text;mso-width-percent:0;mso-height-percent:200;mso-width-relative:margin;mso-height-relative:margin;v-text-anchor:top" o:gfxdata="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" filled="f" stroked="f">
+              <v:shape id="Text Box 2" o:spid="_x0000_s1026" type="#_x0000_t202" style="position:absolute;margin-left:474.95pt;margin-top:-3.15pt;width:70.65pt;height:38.5pt;z-index:251747328;visibility:visible;mso-wrap-style:square;mso-width-percent:0;mso-height-percent:200;mso-wrap-distance-left:9pt;mso-wrap-distance-top:3.6pt;mso-wrap-distance-right:9pt;mso-wrap-distance-bottom:3.6pt;mso-position-horizontal:absolute;mso-position-horizontal-relative:text;mso-position-vertical:absolute;mso-position-vertical-relative:text;mso-width-percent:0;mso-height-percent:200;mso-width-relative:margin;mso-height-relative:margin;v-text-anchor:top" o:gfxdata="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" filled="f" stroked="f">
                 <v:textbox style="mso-fit-shape-to-text:t">
                   <w:txbxContent>
                     <w:p>

--- a/Received/nursery/Nursery, Maths 'W'.docx
+++ b/Received/nursery/Nursery, Maths 'W'.docx
@@ -892,7 +892,7 @@
     </w:tbl>
     <w:p>
       <w:pPr>
-        <w:spacing w:after="0" w:line="360" w:lineRule="auto"/>
+        <w:spacing w:after="0" w:line="480" w:lineRule="auto"/>
         <w:jc w:val="both"/>
         <w:rPr>
           <w:rFonts w:ascii="Times New Roman" w:hAnsi="Times New Roman" w:cs="Times New Roman"/>
@@ -1015,7 +1015,7 @@
     </w:p>
     <w:p>
       <w:pPr>
-        <w:spacing w:after="0" w:line="360" w:lineRule="auto"/>
+        <w:spacing w:after="0" w:line="480" w:lineRule="auto"/>
         <w:ind w:firstLine="720"/>
         <w:jc w:val="both"/>
         <w:rPr>
@@ -1063,12 +1063,51 @@
           <w:szCs w:val="40"/>
         </w:rPr>
         <w:tab/>
+      </w:r>
+      <w:r>
+        <w:rPr>
+          <w:rFonts w:ascii="Times New Roman" w:hAnsi="Times New Roman" w:cs="Times New Roman"/>
+          <w:sz w:val="40"/>
+          <w:szCs w:val="40"/>
+        </w:rPr>
+        <w:tab/>
+      </w:r>
+      <w:r>
+        <w:rPr>
+          <w:rFonts w:ascii="Times New Roman" w:hAnsi="Times New Roman" w:cs="Times New Roman"/>
+          <w:sz w:val="40"/>
+          <w:szCs w:val="40"/>
+        </w:rPr>
+        <w:tab/>
+      </w:r>
+      <w:r>
+        <w:rPr>
+          <w:rFonts w:ascii="Times New Roman" w:hAnsi="Times New Roman" w:cs="Times New Roman"/>
+          <w:sz w:val="40"/>
+          <w:szCs w:val="40"/>
+        </w:rPr>
+        <w:tab/>
+      </w:r>
+      <w:r>
+        <w:rPr>
+          <w:rFonts w:ascii="Times New Roman" w:hAnsi="Times New Roman" w:cs="Times New Roman"/>
+          <w:sz w:val="40"/>
+          <w:szCs w:val="40"/>
+        </w:rPr>
+        <w:tab/>
+      </w:r>
+      <w:r>
+        <w:rPr>
+          <w:rFonts w:ascii="Times New Roman" w:hAnsi="Times New Roman" w:cs="Times New Roman"/>
+          <w:sz w:val="40"/>
+          <w:szCs w:val="40"/>
+        </w:rPr>
         <w:t>22</w:t>
       </w:r>
     </w:p>
     <w:p>
       <w:pPr>
-        <w:spacing w:after="0" w:line="360" w:lineRule="auto"/>
+        <w:spacing w:after="0" w:line="480" w:lineRule="auto"/>
         <w:ind w:firstLine="720"/>
         <w:jc w:val="both"/>
         <w:rPr>
@@ -1116,12 +1155,51 @@
           <w:szCs w:val="40"/>
         </w:rPr>
         <w:tab/>
+      </w:r>
+      <w:r>
+        <w:rPr>
+          <w:rFonts w:ascii="Times New Roman" w:hAnsi="Times New Roman" w:cs="Times New Roman"/>
+          <w:sz w:val="40"/>
+          <w:szCs w:val="40"/>
+        </w:rPr>
+        <w:tab/>
+      </w:r>
+      <w:r>
+        <w:rPr>
+          <w:rFonts w:ascii="Times New Roman" w:hAnsi="Times New Roman" w:cs="Times New Roman"/>
+          <w:sz w:val="40"/>
+          <w:szCs w:val="40"/>
+        </w:rPr>
+        <w:tab/>
+      </w:r>
+      <w:r>
+        <w:rPr>
+          <w:rFonts w:ascii="Times New Roman" w:hAnsi="Times New Roman" w:cs="Times New Roman"/>
+          <w:sz w:val="40"/>
+          <w:szCs w:val="40"/>
+        </w:rPr>
+        <w:tab/>
+      </w:r>
+      <w:r>
+        <w:rPr>
+          <w:rFonts w:ascii="Times New Roman" w:hAnsi="Times New Roman" w:cs="Times New Roman"/>
+          <w:sz w:val="40"/>
+          <w:szCs w:val="40"/>
+        </w:rPr>
+        <w:tab/>
+      </w:r>
+      <w:r>
+        <w:rPr>
+          <w:rFonts w:ascii="Times New Roman" w:hAnsi="Times New Roman" w:cs="Times New Roman"/>
+          <w:sz w:val="40"/>
+          <w:szCs w:val="40"/>
+        </w:rPr>
         <w:t>21</w:t>
       </w:r>
     </w:p>
     <w:p>
       <w:pPr>
-        <w:spacing w:after="0" w:line="360" w:lineRule="auto"/>
+        <w:spacing w:after="0" w:line="480" w:lineRule="auto"/>
         <w:ind w:firstLine="720"/>
         <w:jc w:val="both"/>
         <w:rPr>
@@ -1169,12 +1247,51 @@
           <w:szCs w:val="40"/>
         </w:rPr>
         <w:tab/>
+      </w:r>
+      <w:r>
+        <w:rPr>
+          <w:rFonts w:ascii="Times New Roman" w:hAnsi="Times New Roman" w:cs="Times New Roman"/>
+          <w:sz w:val="40"/>
+          <w:szCs w:val="40"/>
+        </w:rPr>
+        <w:tab/>
+      </w:r>
+      <w:r>
+        <w:rPr>
+          <w:rFonts w:ascii="Times New Roman" w:hAnsi="Times New Roman" w:cs="Times New Roman"/>
+          <w:sz w:val="40"/>
+          <w:szCs w:val="40"/>
+        </w:rPr>
+        <w:tab/>
+      </w:r>
+      <w:r>
+        <w:rPr>
+          <w:rFonts w:ascii="Times New Roman" w:hAnsi="Times New Roman" w:cs="Times New Roman"/>
+          <w:sz w:val="40"/>
+          <w:szCs w:val="40"/>
+        </w:rPr>
+        <w:tab/>
+      </w:r>
+      <w:r>
+        <w:rPr>
+          <w:rFonts w:ascii="Times New Roman" w:hAnsi="Times New Roman" w:cs="Times New Roman"/>
+          <w:sz w:val="40"/>
+          <w:szCs w:val="40"/>
+        </w:rPr>
+        <w:tab/>
+      </w:r>
+      <w:r>
+        <w:rPr>
+          <w:rFonts w:ascii="Times New Roman" w:hAnsi="Times New Roman" w:cs="Times New Roman"/>
+          <w:sz w:val="40"/>
+          <w:szCs w:val="40"/>
+        </w:rPr>
         <w:t>25</w:t>
       </w:r>
     </w:p>
     <w:p>
       <w:pPr>
-        <w:spacing w:after="0" w:line="360" w:lineRule="auto"/>
+        <w:spacing w:after="0" w:line="480" w:lineRule="auto"/>
         <w:ind w:firstLine="720"/>
         <w:jc w:val="both"/>
         <w:rPr>
@@ -1222,12 +1339,51 @@
           <w:szCs w:val="40"/>
         </w:rPr>
         <w:tab/>
+      </w:r>
+      <w:r>
+        <w:rPr>
+          <w:rFonts w:ascii="Times New Roman" w:hAnsi="Times New Roman" w:cs="Times New Roman"/>
+          <w:sz w:val="40"/>
+          <w:szCs w:val="40"/>
+        </w:rPr>
+        <w:tab/>
+      </w:r>
+      <w:r>
+        <w:rPr>
+          <w:rFonts w:ascii="Times New Roman" w:hAnsi="Times New Roman" w:cs="Times New Roman"/>
+          <w:sz w:val="40"/>
+          <w:szCs w:val="40"/>
+        </w:rPr>
+        <w:tab/>
+      </w:r>
+      <w:r>
+        <w:rPr>
+          <w:rFonts w:ascii="Times New Roman" w:hAnsi="Times New Roman" w:cs="Times New Roman"/>
+          <w:sz w:val="40"/>
+          <w:szCs w:val="40"/>
+        </w:rPr>
+        <w:tab/>
+      </w:r>
+      <w:r>
+        <w:rPr>
+          <w:rFonts w:ascii="Times New Roman" w:hAnsi="Times New Roman" w:cs="Times New Roman"/>
+          <w:sz w:val="40"/>
+          <w:szCs w:val="40"/>
+        </w:rPr>
+        <w:tab/>
+      </w:r>
+      <w:r>
+        <w:rPr>
+          <w:rFonts w:ascii="Times New Roman" w:hAnsi="Times New Roman" w:cs="Times New Roman"/>
+          <w:sz w:val="40"/>
+          <w:szCs w:val="40"/>
+        </w:rPr>
         <w:t>23</w:t>
       </w:r>
     </w:p>
     <w:p>
       <w:pPr>
-        <w:spacing w:after="0" w:line="360" w:lineRule="auto"/>
+        <w:spacing w:after="0" w:line="240" w:lineRule="auto"/>
         <w:ind w:firstLine="720"/>
         <w:jc w:val="both"/>
         <w:rPr>
@@ -1275,12 +1431,51 @@
           <w:szCs w:val="40"/>
         </w:rPr>
         <w:tab/>
+      </w:r>
+      <w:r>
+        <w:rPr>
+          <w:rFonts w:ascii="Times New Roman" w:hAnsi="Times New Roman" w:cs="Times New Roman"/>
+          <w:sz w:val="40"/>
+          <w:szCs w:val="40"/>
+        </w:rPr>
+        <w:tab/>
+      </w:r>
+      <w:r>
+        <w:rPr>
+          <w:rFonts w:ascii="Times New Roman" w:hAnsi="Times New Roman" w:cs="Times New Roman"/>
+          <w:sz w:val="40"/>
+          <w:szCs w:val="40"/>
+        </w:rPr>
+        <w:tab/>
+      </w:r>
+      <w:r>
+        <w:rPr>
+          <w:rFonts w:ascii="Times New Roman" w:hAnsi="Times New Roman" w:cs="Times New Roman"/>
+          <w:sz w:val="40"/>
+          <w:szCs w:val="40"/>
+        </w:rPr>
+        <w:tab/>
+      </w:r>
+      <w:r>
+        <w:rPr>
+          <w:rFonts w:ascii="Times New Roman" w:hAnsi="Times New Roman" w:cs="Times New Roman"/>
+          <w:sz w:val="40"/>
+          <w:szCs w:val="40"/>
+        </w:rPr>
+        <w:tab/>
+      </w:r>
+      <w:r>
+        <w:rPr>
+          <w:rFonts w:ascii="Times New Roman" w:hAnsi="Times New Roman" w:cs="Times New Roman"/>
+          <w:sz w:val="40"/>
+          <w:szCs w:val="40"/>
+        </w:rPr>
         <w:t>24</w:t>
       </w:r>
     </w:p>
     <w:p>
       <w:pPr>
-        <w:spacing w:after="0" w:line="360" w:lineRule="auto"/>
+        <w:spacing w:after="0" w:line="240" w:lineRule="auto"/>
         <w:jc w:val="both"/>
         <w:rPr>
           <w:rFonts w:ascii="Times New Roman" w:hAnsi="Times New Roman" w:cs="Times New Roman"/>
@@ -1505,7 +1700,7 @@
     </w:p>
     <w:p>
       <w:pPr>
-        <w:spacing w:after="0" w:line="360" w:lineRule="auto"/>
+        <w:spacing w:after="120" w:line="360" w:lineRule="auto"/>
         <w:jc w:val="both"/>
         <w:rPr>
           <w:rFonts w:ascii="Times New Roman" w:hAnsi="Times New Roman" w:cs="Times New Roman"/>
@@ -1564,7 +1759,7 @@
     </w:p>
     <w:p>
       <w:pPr>
-        <w:spacing w:after="0" w:line="360" w:lineRule="auto"/>
+        <w:spacing w:after="120" w:line="360" w:lineRule="auto"/>
         <w:ind w:left="2880" w:firstLine="720"/>
         <w:jc w:val="both"/>
         <w:rPr>
@@ -1580,6 +1775,273 @@
           <w:szCs w:val="40"/>
         </w:rPr>
         <w:t>10</w:t>
+      </w:r>
+    </w:p>
+    <w:p>
+      <w:pPr>
+        <w:spacing w:after="120" w:line="360" w:lineRule="auto"/>
+        <w:jc w:val="both"/>
+        <w:rPr>
+          <w:rFonts w:ascii="Times New Roman" w:hAnsi="Times New Roman" w:cs="Times New Roman"/>
+          <w:sz w:val="40"/>
+          <w:szCs w:val="40"/>
+        </w:rPr>
+      </w:pPr>
+      <w:r>
+        <w:rPr>
+          <w:rFonts w:ascii="Times New Roman" w:hAnsi="Times New Roman" w:cs="Times New Roman"/>
+          <w:sz w:val="40"/>
+          <w:szCs w:val="40"/>
+        </w:rPr>
+        <w:tab/>
+      </w:r>
+      <w:r>
+        <w:rPr>
+          <w:rFonts w:ascii="Times New Roman" w:hAnsi="Times New Roman" w:cs="Times New Roman"/>
+          <w:sz w:val="40"/>
+          <w:szCs w:val="40"/>
+        </w:rPr>
+        <w:tab/>
+      </w:r>
+      <w:r>
+        <w:rPr>
+          <w:rFonts w:ascii="Times New Roman" w:hAnsi="Times New Roman" w:cs="Times New Roman"/>
+          <w:sz w:val="40"/>
+          <w:szCs w:val="40"/>
+        </w:rPr>
+        <w:tab/>
+      </w:r>
+      <w:r>
+        <w:rPr>
+          <w:rFonts w:ascii="Times New Roman" w:hAnsi="Times New Roman" w:cs="Times New Roman"/>
+          <w:sz w:val="40"/>
+          <w:szCs w:val="40"/>
+        </w:rPr>
+        <w:tab/>
+      </w:r>
+      <w:r>
+        <w:rPr>
+          <w:rFonts w:ascii="Times New Roman" w:hAnsi="Times New Roman" w:cs="Times New Roman"/>
+          <w:sz w:val="40"/>
+          <w:szCs w:val="40"/>
+        </w:rPr>
+        <w:t>16</w:t>
+      </w:r>
+      <w:r>
+        <w:rPr>
+          <w:rFonts w:ascii="Times New Roman" w:hAnsi="Times New Roman" w:cs="Times New Roman"/>
+          <w:sz w:val="40"/>
+          <w:szCs w:val="40"/>
+        </w:rPr>
+        <w:tab/>
+        <w:t>15</w:t>
+      </w:r>
+      <w:r>
+        <w:rPr>
+          <w:rFonts w:ascii="Times New Roman" w:hAnsi="Times New Roman" w:cs="Times New Roman"/>
+          <w:sz w:val="40"/>
+          <w:szCs w:val="40"/>
+        </w:rPr>
+        <w:tab/>
+        <w:t>20</w:t>
+      </w:r>
+    </w:p>
+    <w:p>
+      <w:pPr>
+        <w:spacing w:after="120" w:line="360" w:lineRule="auto"/>
+        <w:jc w:val="both"/>
+        <w:rPr>
+          <w:rFonts w:ascii="Times New Roman" w:hAnsi="Times New Roman" w:cs="Times New Roman"/>
+          <w:sz w:val="40"/>
+          <w:szCs w:val="40"/>
+        </w:rPr>
+      </w:pPr>
+      <w:r>
+        <w:rPr>
+          <w:rFonts w:ascii="Times New Roman" w:hAnsi="Times New Roman" w:cs="Times New Roman"/>
+          <w:sz w:val="40"/>
+          <w:szCs w:val="40"/>
+        </w:rPr>
+        <w:tab/>
+      </w:r>
+      <w:r>
+        <w:rPr>
+          <w:rFonts w:ascii="Times New Roman" w:hAnsi="Times New Roman" w:cs="Times New Roman"/>
+          <w:sz w:val="40"/>
+          <w:szCs w:val="40"/>
+        </w:rPr>
+        <w:tab/>
+      </w:r>
+      <w:r>
+        <w:rPr>
+          <w:rFonts w:ascii="Times New Roman" w:hAnsi="Times New Roman" w:cs="Times New Roman"/>
+          <w:sz w:val="40"/>
+          <w:szCs w:val="40"/>
+        </w:rPr>
+        <w:tab/>
+        <w:t xml:space="preserve">   </w:t>
+      </w:r>
+      <w:r>
+        <w:rPr>
+          <w:rFonts w:ascii="Times New Roman" w:hAnsi="Times New Roman" w:cs="Times New Roman"/>
+          <w:sz w:val="40"/>
+          <w:szCs w:val="40"/>
+        </w:rPr>
+        <w:t>8</w:t>
+      </w:r>
+      <w:r>
+        <w:rPr>
+          <w:rFonts w:ascii="Times New Roman" w:hAnsi="Times New Roman" w:cs="Times New Roman"/>
+          <w:sz w:val="40"/>
+          <w:szCs w:val="40"/>
+        </w:rPr>
+        <w:tab/>
+      </w:r>
+      <w:r>
+        <w:rPr>
+          <w:rFonts w:ascii="Times New Roman" w:hAnsi="Times New Roman" w:cs="Times New Roman"/>
+          <w:sz w:val="40"/>
+          <w:szCs w:val="40"/>
+        </w:rPr>
+        <w:t xml:space="preserve">      </w:t>
+      </w:r>
+      <w:r>
+        <w:rPr>
+          <w:rFonts w:ascii="Times New Roman" w:hAnsi="Times New Roman" w:cs="Times New Roman"/>
+          <w:sz w:val="40"/>
+          <w:szCs w:val="40"/>
+        </w:rPr>
+        <w:t>20</w:t>
+      </w:r>
+      <w:r>
+        <w:rPr>
+          <w:rFonts w:ascii="Times New Roman" w:hAnsi="Times New Roman" w:cs="Times New Roman"/>
+          <w:sz w:val="40"/>
+          <w:szCs w:val="40"/>
+        </w:rPr>
+        <w:tab/>
+      </w:r>
+      <w:r>
+        <w:rPr>
+          <w:rFonts w:ascii="Times New Roman" w:hAnsi="Times New Roman" w:cs="Times New Roman"/>
+          <w:sz w:val="40"/>
+          <w:szCs w:val="40"/>
+        </w:rPr>
+        <w:t xml:space="preserve">    </w:t>
+      </w:r>
+      <w:r>
+        <w:rPr>
+          <w:rFonts w:ascii="Times New Roman" w:hAnsi="Times New Roman" w:cs="Times New Roman"/>
+          <w:sz w:val="40"/>
+          <w:szCs w:val="40"/>
+        </w:rPr>
+        <w:t>3</w:t>
+      </w:r>
+    </w:p>
+    <w:p>
+      <w:pPr>
+        <w:spacing w:after="120" w:line="360" w:lineRule="auto"/>
+        <w:ind w:left="1440" w:firstLine="720"/>
+        <w:jc w:val="both"/>
+        <w:rPr>
+          <w:rFonts w:ascii="Times New Roman" w:hAnsi="Times New Roman" w:cs="Times New Roman"/>
+          <w:sz w:val="40"/>
+          <w:szCs w:val="40"/>
+        </w:rPr>
+      </w:pPr>
+      <w:r>
+        <w:rPr>
+          <w:rFonts w:ascii="Times New Roman" w:hAnsi="Times New Roman" w:cs="Times New Roman"/>
+          <w:sz w:val="40"/>
+          <w:szCs w:val="40"/>
+        </w:rPr>
+        <w:t>20</w:t>
+      </w:r>
+      <w:r>
+        <w:rPr>
+          <w:rFonts w:ascii="Times New Roman" w:hAnsi="Times New Roman" w:cs="Times New Roman"/>
+          <w:sz w:val="40"/>
+          <w:szCs w:val="40"/>
+        </w:rPr>
+        <w:tab/>
+      </w:r>
+      <w:r>
+        <w:rPr>
+          <w:rFonts w:ascii="Times New Roman" w:hAnsi="Times New Roman" w:cs="Times New Roman"/>
+          <w:sz w:val="40"/>
+          <w:szCs w:val="40"/>
+        </w:rPr>
+        <w:tab/>
+        <w:t>9</w:t>
+      </w:r>
+      <w:r>
+        <w:rPr>
+          <w:rFonts w:ascii="Times New Roman" w:hAnsi="Times New Roman" w:cs="Times New Roman"/>
+          <w:sz w:val="40"/>
+          <w:szCs w:val="40"/>
+        </w:rPr>
+        <w:tab/>
+      </w:r>
+      <w:r>
+        <w:rPr>
+          <w:rFonts w:ascii="Times New Roman" w:hAnsi="Times New Roman" w:cs="Times New Roman"/>
+          <w:sz w:val="40"/>
+          <w:szCs w:val="40"/>
+        </w:rPr>
+        <w:tab/>
+        <w:t>12</w:t>
+      </w:r>
+    </w:p>
+    <w:p>
+      <w:pPr>
+        <w:spacing w:after="120" w:line="360" w:lineRule="auto"/>
+        <w:ind w:firstLine="720"/>
+        <w:jc w:val="both"/>
+        <w:rPr>
+          <w:rFonts w:ascii="Times New Roman" w:hAnsi="Times New Roman" w:cs="Times New Roman"/>
+          <w:sz w:val="40"/>
+          <w:szCs w:val="40"/>
+        </w:rPr>
+      </w:pPr>
+      <w:r>
+        <w:rPr>
+          <w:rFonts w:ascii="Times New Roman" w:hAnsi="Times New Roman" w:cs="Times New Roman"/>
+          <w:sz w:val="40"/>
+          <w:szCs w:val="40"/>
+        </w:rPr>
+        <w:tab/>
+      </w:r>
+      <w:r>
+        <w:rPr>
+          <w:rFonts w:ascii="Times New Roman" w:hAnsi="Times New Roman" w:cs="Times New Roman"/>
+          <w:sz w:val="40"/>
+          <w:szCs w:val="40"/>
+        </w:rPr>
+        <w:tab/>
+      </w:r>
+      <w:r>
+        <w:rPr>
+          <w:rFonts w:ascii="Times New Roman" w:hAnsi="Times New Roman" w:cs="Times New Roman"/>
+          <w:sz w:val="40"/>
+          <w:szCs w:val="40"/>
+        </w:rPr>
+        <w:tab/>
+      </w:r>
+      <w:r>
+        <w:rPr>
+          <w:rFonts w:ascii="Times New Roman" w:hAnsi="Times New Roman" w:cs="Times New Roman"/>
+          <w:sz w:val="40"/>
+          <w:szCs w:val="40"/>
+        </w:rPr>
+        <w:tab/>
+      </w:r>
+      <w:r>
+        <w:rPr>
+          <w:rFonts w:ascii="Times New Roman" w:hAnsi="Times New Roman" w:cs="Times New Roman"/>
+          <w:sz w:val="40"/>
+          <w:szCs w:val="40"/>
+        </w:rPr>
+        <w:t>20</w:t>
       </w:r>
     </w:p>
     <w:p>
@@ -1588,284 +2050,8 @@
         <w:jc w:val="both"/>
         <w:rPr>
           <w:rFonts w:ascii="Times New Roman" w:hAnsi="Times New Roman" w:cs="Times New Roman"/>
-          <w:sz w:val="40"/>
-          <w:szCs w:val="40"/>
-        </w:rPr>
-      </w:pPr>
-      <w:r>
-        <w:rPr>
-          <w:rFonts w:ascii="Times New Roman" w:hAnsi="Times New Roman" w:cs="Times New Roman"/>
-          <w:sz w:val="40"/>
-          <w:szCs w:val="40"/>
-        </w:rPr>
-        <w:tab/>
-      </w:r>
-      <w:r>
-        <w:rPr>
-          <w:rFonts w:ascii="Times New Roman" w:hAnsi="Times New Roman" w:cs="Times New Roman"/>
-          <w:sz w:val="40"/>
-          <w:szCs w:val="40"/>
-        </w:rPr>
-        <w:tab/>
-      </w:r>
-      <w:r>
-        <w:rPr>
-          <w:rFonts w:ascii="Times New Roman" w:hAnsi="Times New Roman" w:cs="Times New Roman"/>
-          <w:sz w:val="40"/>
-          <w:szCs w:val="40"/>
-        </w:rPr>
-        <w:tab/>
-      </w:r>
-      <w:r>
-        <w:rPr>
-          <w:rFonts w:ascii="Times New Roman" w:hAnsi="Times New Roman" w:cs="Times New Roman"/>
-          <w:sz w:val="40"/>
-          <w:szCs w:val="40"/>
-        </w:rPr>
-        <w:tab/>
-      </w:r>
-      <w:r>
-        <w:rPr>
-          <w:rFonts w:ascii="Times New Roman" w:hAnsi="Times New Roman" w:cs="Times New Roman"/>
-          <w:sz w:val="40"/>
-          <w:szCs w:val="40"/>
-        </w:rPr>
-        <w:t>16</w:t>
-      </w:r>
-      <w:r>
-        <w:rPr>
-          <w:rFonts w:ascii="Times New Roman" w:hAnsi="Times New Roman" w:cs="Times New Roman"/>
-          <w:sz w:val="40"/>
-          <w:szCs w:val="40"/>
-        </w:rPr>
-        <w:tab/>
-        <w:t>15</w:t>
-      </w:r>
-      <w:r>
-        <w:rPr>
-          <w:rFonts w:ascii="Times New Roman" w:hAnsi="Times New Roman" w:cs="Times New Roman"/>
-          <w:sz w:val="40"/>
-          <w:szCs w:val="40"/>
-        </w:rPr>
-        <w:tab/>
-        <w:t>20</w:t>
-      </w:r>
-    </w:p>
-    <w:p>
-      <w:pPr>
-        <w:spacing w:after="0" w:line="360" w:lineRule="auto"/>
-        <w:jc w:val="both"/>
-        <w:rPr>
-          <w:rFonts w:ascii="Times New Roman" w:hAnsi="Times New Roman" w:cs="Times New Roman"/>
-          <w:sz w:val="40"/>
-          <w:szCs w:val="40"/>
-        </w:rPr>
-      </w:pPr>
-      <w:r>
-        <w:rPr>
-          <w:rFonts w:ascii="Times New Roman" w:hAnsi="Times New Roman" w:cs="Times New Roman"/>
-          <w:sz w:val="40"/>
-          <w:szCs w:val="40"/>
-        </w:rPr>
-        <w:tab/>
-      </w:r>
-      <w:r>
-        <w:rPr>
-          <w:rFonts w:ascii="Times New Roman" w:hAnsi="Times New Roman" w:cs="Times New Roman"/>
-          <w:sz w:val="40"/>
-          <w:szCs w:val="40"/>
-        </w:rPr>
-        <w:tab/>
-      </w:r>
-      <w:r>
-        <w:rPr>
-          <w:rFonts w:ascii="Times New Roman" w:hAnsi="Times New Roman" w:cs="Times New Roman"/>
-          <w:sz w:val="40"/>
-          <w:szCs w:val="40"/>
-        </w:rPr>
-        <w:tab/>
-        <w:t xml:space="preserve">   </w:t>
-      </w:r>
-      <w:r>
-        <w:rPr>
-          <w:rFonts w:ascii="Times New Roman" w:hAnsi="Times New Roman" w:cs="Times New Roman"/>
-          <w:sz w:val="40"/>
-          <w:szCs w:val="40"/>
-        </w:rPr>
-        <w:t>8</w:t>
-      </w:r>
-      <w:r>
-        <w:rPr>
-          <w:rFonts w:ascii="Times New Roman" w:hAnsi="Times New Roman" w:cs="Times New Roman"/>
-          <w:sz w:val="40"/>
-          <w:szCs w:val="40"/>
-        </w:rPr>
-        <w:tab/>
-      </w:r>
-      <w:r>
-        <w:rPr>
-          <w:rFonts w:ascii="Times New Roman" w:hAnsi="Times New Roman" w:cs="Times New Roman"/>
-          <w:sz w:val="40"/>
-          <w:szCs w:val="40"/>
-        </w:rPr>
-        <w:t xml:space="preserve">      </w:t>
-      </w:r>
-      <w:r>
-        <w:rPr>
-          <w:rFonts w:ascii="Times New Roman" w:hAnsi="Times New Roman" w:cs="Times New Roman"/>
-          <w:sz w:val="40"/>
-          <w:szCs w:val="40"/>
-        </w:rPr>
-        <w:t>20</w:t>
-      </w:r>
-      <w:r>
-        <w:rPr>
-          <w:rFonts w:ascii="Times New Roman" w:hAnsi="Times New Roman" w:cs="Times New Roman"/>
-          <w:sz w:val="40"/>
-          <w:szCs w:val="40"/>
-        </w:rPr>
-        <w:tab/>
-      </w:r>
-      <w:r>
-        <w:rPr>
-          <w:rFonts w:ascii="Times New Roman" w:hAnsi="Times New Roman" w:cs="Times New Roman"/>
-          <w:sz w:val="40"/>
-          <w:szCs w:val="40"/>
-        </w:rPr>
-        <w:t xml:space="preserve">    </w:t>
-      </w:r>
-      <w:r>
-        <w:rPr>
-          <w:rFonts w:ascii="Times New Roman" w:hAnsi="Times New Roman" w:cs="Times New Roman"/>
-          <w:sz w:val="40"/>
-          <w:szCs w:val="40"/>
-        </w:rPr>
-        <w:t>3</w:t>
-      </w:r>
-    </w:p>
-    <w:p>
-      <w:pPr>
-        <w:spacing w:after="0" w:line="360" w:lineRule="auto"/>
-        <w:ind w:left="1440" w:firstLine="720"/>
-        <w:jc w:val="both"/>
-        <w:rPr>
-          <w:rFonts w:ascii="Times New Roman" w:hAnsi="Times New Roman" w:cs="Times New Roman"/>
-          <w:sz w:val="40"/>
-          <w:szCs w:val="40"/>
-        </w:rPr>
-      </w:pPr>
-      <w:r>
-        <w:rPr>
-          <w:rFonts w:ascii="Times New Roman" w:hAnsi="Times New Roman" w:cs="Times New Roman"/>
-          <w:sz w:val="40"/>
-          <w:szCs w:val="40"/>
-        </w:rPr>
-        <w:t>20</w:t>
-      </w:r>
-      <w:r>
-        <w:rPr>
-          <w:rFonts w:ascii="Times New Roman" w:hAnsi="Times New Roman" w:cs="Times New Roman"/>
-          <w:sz w:val="40"/>
-          <w:szCs w:val="40"/>
-        </w:rPr>
-        <w:tab/>
-      </w:r>
-      <w:r>
-        <w:rPr>
-          <w:rFonts w:ascii="Times New Roman" w:hAnsi="Times New Roman" w:cs="Times New Roman"/>
-          <w:sz w:val="40"/>
-          <w:szCs w:val="40"/>
-        </w:rPr>
-        <w:tab/>
-        <w:t>9</w:t>
-      </w:r>
-      <w:r>
-        <w:rPr>
-          <w:rFonts w:ascii="Times New Roman" w:hAnsi="Times New Roman" w:cs="Times New Roman"/>
-          <w:sz w:val="40"/>
-          <w:szCs w:val="40"/>
-        </w:rPr>
-        <w:tab/>
-      </w:r>
-      <w:r>
-        <w:rPr>
-          <w:rFonts w:ascii="Times New Roman" w:hAnsi="Times New Roman" w:cs="Times New Roman"/>
-          <w:sz w:val="40"/>
-          <w:szCs w:val="40"/>
-        </w:rPr>
-        <w:tab/>
-        <w:t>12</w:t>
-      </w:r>
-    </w:p>
-    <w:p>
-      <w:pPr>
-        <w:spacing w:after="0" w:line="360" w:lineRule="auto"/>
-        <w:ind w:firstLine="720"/>
-        <w:jc w:val="both"/>
-        <w:rPr>
-          <w:rFonts w:ascii="Times New Roman" w:hAnsi="Times New Roman" w:cs="Times New Roman"/>
-          <w:sz w:val="40"/>
-          <w:szCs w:val="40"/>
-        </w:rPr>
-      </w:pPr>
-      <w:r>
-        <w:rPr>
-          <w:rFonts w:ascii="Times New Roman" w:hAnsi="Times New Roman" w:cs="Times New Roman"/>
-          <w:sz w:val="40"/>
-          <w:szCs w:val="40"/>
-        </w:rPr>
-        <w:tab/>
-      </w:r>
-      <w:r>
-        <w:rPr>
-          <w:rFonts w:ascii="Times New Roman" w:hAnsi="Times New Roman" w:cs="Times New Roman"/>
-          <w:sz w:val="40"/>
-          <w:szCs w:val="40"/>
-        </w:rPr>
-        <w:tab/>
-      </w:r>
-      <w:r>
-        <w:rPr>
-          <w:rFonts w:ascii="Times New Roman" w:hAnsi="Times New Roman" w:cs="Times New Roman"/>
-          <w:sz w:val="40"/>
-          <w:szCs w:val="40"/>
-        </w:rPr>
-        <w:tab/>
-      </w:r>
-      <w:r>
-        <w:rPr>
-          <w:rFonts w:ascii="Times New Roman" w:hAnsi="Times New Roman" w:cs="Times New Roman"/>
-          <w:sz w:val="40"/>
-          <w:szCs w:val="40"/>
-        </w:rPr>
-        <w:tab/>
-      </w:r>
-      <w:r>
-        <w:rPr>
-          <w:rFonts w:ascii="Times New Roman" w:hAnsi="Times New Roman" w:cs="Times New Roman"/>
-          <w:sz w:val="40"/>
-          <w:szCs w:val="40"/>
-        </w:rPr>
-        <w:t>20</w:t>
-      </w:r>
-    </w:p>
-    <w:p>
-      <w:pPr>
-        <w:spacing w:after="0" w:line="360" w:lineRule="auto"/>
-        <w:jc w:val="both"/>
-        <w:rPr>
-          <w:rFonts w:ascii="Times New Roman" w:hAnsi="Times New Roman" w:cs="Times New Roman"/>
-          <w:sz w:val="40"/>
-          <w:szCs w:val="40"/>
-        </w:rPr>
-      </w:pPr>
-    </w:p>
-    <w:p>
-      <w:pPr>
-        <w:spacing w:after="0" w:line="360" w:lineRule="auto"/>
-        <w:jc w:val="both"/>
-        <w:rPr>
-          <w:rFonts w:ascii="Times New Roman" w:hAnsi="Times New Roman" w:cs="Times New Roman"/>
+          <w:b/>
+          <w:bCs/>
           <w:sz w:val="40"/>
           <w:szCs w:val="40"/>
         </w:rPr>
@@ -2905,7 +3091,7 @@
     </w:p>
     <w:p>
       <w:pPr>
-        <w:spacing w:after="0" w:line="360" w:lineRule="auto"/>
+        <w:spacing w:after="0" w:line="480" w:lineRule="auto"/>
         <w:jc w:val="both"/>
         <w:rPr>
           <w:rFonts w:ascii="Times New Roman" w:hAnsi="Times New Roman" w:cs="Times New Roman"/>
@@ -2998,7 +3184,7 @@
     </w:p>
     <w:p>
       <w:pPr>
-        <w:spacing w:after="0" w:line="360" w:lineRule="auto"/>
+        <w:spacing w:after="240" w:line="480" w:lineRule="auto"/>
         <w:ind w:firstLine="720"/>
         <w:jc w:val="both"/>
         <w:rPr>
@@ -3013,7 +3199,7 @@
           <w:sz w:val="40"/>
           <w:szCs w:val="40"/>
         </w:rPr>
-        <w:t xml:space="preserve">*M </w:t>
+        <w:t>*</w:t>
       </w:r>
       <w:r>
         <w:rPr>
@@ -3021,7 +3207,15 @@
           <w:sz w:val="40"/>
           <w:szCs w:val="40"/>
         </w:rPr>
-        <w:tab/>
+        <w:t xml:space="preserve"> </w:t>
+      </w:r>
+      <w:r>
+        <w:rPr>
+          <w:rFonts w:ascii="Times New Roman" w:hAnsi="Times New Roman" w:cs="Times New Roman"/>
+          <w:sz w:val="40"/>
+          <w:szCs w:val="40"/>
+        </w:rPr>
+        <w:t>=</w:t>
       </w:r>
       <w:r>
         <w:rPr>
@@ -3029,6 +3223,22 @@
           <w:sz w:val="40"/>
           <w:szCs w:val="40"/>
         </w:rPr>
+        <w:t xml:space="preserve"> </w:t>
+      </w:r>
+      <w:r>
+        <w:rPr>
+          <w:rFonts w:ascii="Preeti" w:hAnsi="Preeti" w:cs="Times New Roman"/>
+          <w:sz w:val="40"/>
+          <w:szCs w:val="40"/>
+        </w:rPr>
+        <w:tab/>
+      </w:r>
+      <w:r>
+        <w:rPr>
+          <w:rFonts w:ascii="Preeti" w:hAnsi="Preeti" w:cs="Times New Roman"/>
+          <w:sz w:val="40"/>
+          <w:szCs w:val="40"/>
+        </w:rPr>
         <w:tab/>
         <w:t>*</w:t>
       </w:r>
@@ -3047,6 +3257,21 @@
           <w:szCs w:val="40"/>
         </w:rPr>
         <w:tab/>
+      </w:r>
+      <w:r>
+        <w:rPr>
+          <w:rFonts w:ascii="Preeti" w:hAnsi="Preeti" w:cs="Times New Roman"/>
+          <w:sz w:val="40"/>
+          <w:szCs w:val="40"/>
+        </w:rPr>
+        <w:tab/>
+      </w:r>
+      <w:r>
+        <w:rPr>
+          <w:rFonts w:ascii="Preeti" w:hAnsi="Preeti" w:cs="Times New Roman"/>
+          <w:sz w:val="40"/>
+          <w:szCs w:val="40"/>
+        </w:rPr>
         <w:t>!!</w:t>
       </w:r>
       <w:r>
@@ -3064,12 +3289,27 @@
           <w:szCs w:val="40"/>
         </w:rPr>
         <w:tab/>
+      </w:r>
+      <w:r>
+        <w:rPr>
+          <w:rFonts w:ascii="Preeti" w:hAnsi="Preeti" w:cs="Times New Roman"/>
+          <w:sz w:val="40"/>
+          <w:szCs w:val="40"/>
+        </w:rPr>
+        <w:tab/>
+      </w:r>
+      <w:r>
+        <w:rPr>
+          <w:rFonts w:ascii="Preeti" w:hAnsi="Preeti" w:cs="Times New Roman"/>
+          <w:sz w:val="40"/>
+          <w:szCs w:val="40"/>
+        </w:rPr>
         <w:t>!%</w:t>
       </w:r>
     </w:p>
     <w:p>
       <w:pPr>
-        <w:spacing w:after="0" w:line="360" w:lineRule="auto"/>
+        <w:spacing w:after="240" w:line="480" w:lineRule="auto"/>
         <w:ind w:firstLine="720"/>
         <w:jc w:val="both"/>
         <w:rPr>
@@ -3078,7 +3318,6 @@
           <w:szCs w:val="40"/>
         </w:rPr>
       </w:pPr>
-      <w:proofErr w:type="gramStart"/>
       <w:r>
         <w:rPr>
           <w:rFonts w:ascii="Preeti" w:hAnsi="Preeti" w:cs="Times New Roman"/>
@@ -3087,14 +3326,21 @@
         </w:rPr>
         <w:t>!@</w:t>
       </w:r>
-      <w:proofErr w:type="gramEnd"/>
       <w:r>
         <w:rPr>
           <w:rFonts w:ascii="Preeti" w:hAnsi="Preeti" w:cs="Times New Roman"/>
           <w:sz w:val="40"/>
           <w:szCs w:val="40"/>
         </w:rPr>
-        <w:t>M</w:t>
+        <w:t xml:space="preserve"> </w:t>
+      </w:r>
+      <w:r>
+        <w:rPr>
+          <w:rFonts w:ascii="Times New Roman" w:hAnsi="Times New Roman" w:cs="Times New Roman"/>
+          <w:sz w:val="40"/>
+          <w:szCs w:val="40"/>
+        </w:rPr>
+        <w:t>=</w:t>
       </w:r>
       <w:r>
         <w:rPr>
@@ -3121,7 +3367,6 @@
         </w:rPr>
         <w:tab/>
       </w:r>
-      <w:proofErr w:type="gramStart"/>
       <w:r>
         <w:rPr>
           <w:rFonts w:ascii="Preeti" w:hAnsi="Preeti" w:cs="Times New Roman"/>
@@ -3129,9 +3374,23 @@
           <w:szCs w:val="40"/>
         </w:rPr>
         <w:tab/>
+      </w:r>
+      <w:r>
+        <w:rPr>
+          <w:rFonts w:ascii="Preeti" w:hAnsi="Preeti" w:cs="Times New Roman"/>
+          <w:sz w:val="40"/>
+          <w:szCs w:val="40"/>
+        </w:rPr>
+        <w:tab/>
+      </w:r>
+      <w:r>
+        <w:rPr>
+          <w:rFonts w:ascii="Preeti" w:hAnsi="Preeti" w:cs="Times New Roman"/>
+          <w:sz w:val="40"/>
+          <w:szCs w:val="40"/>
+        </w:rPr>
         <w:t>!@</w:t>
       </w:r>
-      <w:proofErr w:type="gramEnd"/>
       <w:r>
         <w:rPr>
           <w:rFonts w:ascii="Preeti" w:hAnsi="Preeti" w:cs="Times New Roman"/>
@@ -3147,12 +3406,27 @@
           <w:szCs w:val="40"/>
         </w:rPr>
         <w:tab/>
+      </w:r>
+      <w:r>
+        <w:rPr>
+          <w:rFonts w:ascii="Preeti" w:hAnsi="Preeti" w:cs="Times New Roman"/>
+          <w:sz w:val="40"/>
+          <w:szCs w:val="40"/>
+        </w:rPr>
+        <w:tab/>
+      </w:r>
+      <w:r>
+        <w:rPr>
+          <w:rFonts w:ascii="Preeti" w:hAnsi="Preeti" w:cs="Times New Roman"/>
+          <w:sz w:val="40"/>
+          <w:szCs w:val="40"/>
+        </w:rPr>
         <w:t>@</w:t>
       </w:r>
     </w:p>
     <w:p>
       <w:pPr>
-        <w:spacing w:after="0" w:line="360" w:lineRule="auto"/>
+        <w:spacing w:after="240" w:line="480" w:lineRule="auto"/>
         <w:ind w:firstLine="720"/>
         <w:jc w:val="both"/>
         <w:rPr>
@@ -3161,7 +3435,6 @@
           <w:szCs w:val="40"/>
         </w:rPr>
       </w:pPr>
-      <w:proofErr w:type="gramStart"/>
       <w:r>
         <w:rPr>
           <w:rFonts w:ascii="Preeti" w:hAnsi="Preeti" w:cs="Times New Roman"/>
@@ -3170,14 +3443,21 @@
         </w:rPr>
         <w:t>!%</w:t>
       </w:r>
-      <w:proofErr w:type="gramEnd"/>
       <w:r>
         <w:rPr>
           <w:rFonts w:ascii="Preeti" w:hAnsi="Preeti" w:cs="Times New Roman"/>
           <w:sz w:val="40"/>
           <w:szCs w:val="40"/>
         </w:rPr>
-        <w:t>M</w:t>
+        <w:t xml:space="preserve"> </w:t>
+      </w:r>
+      <w:r>
+        <w:rPr>
+          <w:rFonts w:ascii="Times New Roman" w:hAnsi="Times New Roman" w:cs="Times New Roman"/>
+          <w:sz w:val="40"/>
+          <w:szCs w:val="40"/>
+        </w:rPr>
+        <w:t>=</w:t>
       </w:r>
       <w:r>
         <w:rPr>
@@ -3211,6 +3491,21 @@
           <w:szCs w:val="40"/>
         </w:rPr>
         <w:tab/>
+      </w:r>
+      <w:r>
+        <w:rPr>
+          <w:rFonts w:ascii="Preeti" w:hAnsi="Preeti" w:cs="Times New Roman"/>
+          <w:sz w:val="40"/>
+          <w:szCs w:val="40"/>
+        </w:rPr>
+        <w:tab/>
+      </w:r>
+      <w:r>
+        <w:rPr>
+          <w:rFonts w:ascii="Preeti" w:hAnsi="Preeti" w:cs="Times New Roman"/>
+          <w:sz w:val="40"/>
+          <w:szCs w:val="40"/>
+        </w:rPr>
         <w:t>&amp;</w:t>
       </w:r>
       <w:r>
@@ -3228,12 +3523,27 @@
           <w:szCs w:val="40"/>
         </w:rPr>
         <w:tab/>
+      </w:r>
+      <w:r>
+        <w:rPr>
+          <w:rFonts w:ascii="Preeti" w:hAnsi="Preeti" w:cs="Times New Roman"/>
+          <w:sz w:val="40"/>
+          <w:szCs w:val="40"/>
+        </w:rPr>
+        <w:tab/>
+      </w:r>
+      <w:r>
+        <w:rPr>
+          <w:rFonts w:ascii="Preeti" w:hAnsi="Preeti" w:cs="Times New Roman"/>
+          <w:sz w:val="40"/>
+          <w:szCs w:val="40"/>
+        </w:rPr>
         <w:t>!%</w:t>
       </w:r>
     </w:p>
     <w:p>
       <w:pPr>
-        <w:spacing w:after="0" w:line="360" w:lineRule="auto"/>
+        <w:spacing w:after="240" w:line="480" w:lineRule="auto"/>
         <w:ind w:firstLine="720"/>
         <w:jc w:val="both"/>
         <w:rPr>
@@ -3242,7 +3552,6 @@
           <w:szCs w:val="40"/>
         </w:rPr>
       </w:pPr>
-      <w:proofErr w:type="gramStart"/>
       <w:r>
         <w:rPr>
           <w:rFonts w:ascii="Preeti" w:hAnsi="Preeti" w:cs="Times New Roman"/>
@@ -3251,14 +3560,21 @@
         </w:rPr>
         <w:t>!*</w:t>
       </w:r>
-      <w:proofErr w:type="gramEnd"/>
       <w:r>
         <w:rPr>
           <w:rFonts w:ascii="Preeti" w:hAnsi="Preeti" w:cs="Times New Roman"/>
           <w:sz w:val="40"/>
           <w:szCs w:val="40"/>
         </w:rPr>
-        <w:t>M</w:t>
+        <w:t xml:space="preserve"> </w:t>
+      </w:r>
+      <w:r>
+        <w:rPr>
+          <w:rFonts w:ascii="Times New Roman" w:hAnsi="Times New Roman" w:cs="Times New Roman"/>
+          <w:sz w:val="40"/>
+          <w:szCs w:val="40"/>
+        </w:rPr>
+        <w:t>=</w:t>
       </w:r>
       <w:r>
         <w:rPr>
@@ -3268,7 +3584,6 @@
         </w:rPr>
         <w:tab/>
       </w:r>
-      <w:proofErr w:type="gramStart"/>
       <w:r>
         <w:rPr>
           <w:rFonts w:ascii="Preeti" w:hAnsi="Preeti" w:cs="Times New Roman"/>
@@ -3278,7 +3593,6 @@
         <w:tab/>
         <w:t>!*</w:t>
       </w:r>
-      <w:proofErr w:type="gramEnd"/>
       <w:r>
         <w:rPr>
           <w:rFonts w:ascii="Preeti" w:hAnsi="Preeti" w:cs="Times New Roman"/>
@@ -3287,7 +3601,6 @@
         </w:rPr>
         <w:tab/>
       </w:r>
-      <w:proofErr w:type="gramStart"/>
       <w:r>
         <w:rPr>
           <w:rFonts w:ascii="Preeti" w:hAnsi="Preeti" w:cs="Times New Roman"/>
@@ -3295,9 +3608,23 @@
           <w:szCs w:val="40"/>
         </w:rPr>
         <w:tab/>
+      </w:r>
+      <w:r>
+        <w:rPr>
+          <w:rFonts w:ascii="Preeti" w:hAnsi="Preeti" w:cs="Times New Roman"/>
+          <w:sz w:val="40"/>
+          <w:szCs w:val="40"/>
+        </w:rPr>
+        <w:tab/>
+      </w:r>
+      <w:r>
+        <w:rPr>
+          <w:rFonts w:ascii="Preeti" w:hAnsi="Preeti" w:cs="Times New Roman"/>
+          <w:sz w:val="40"/>
+          <w:szCs w:val="40"/>
+        </w:rPr>
         <w:t>!(</w:t>
       </w:r>
-      <w:proofErr w:type="gramEnd"/>
       <w:r>
         <w:rPr>
           <w:rFonts w:ascii="Preeti" w:hAnsi="Preeti" w:cs="Times New Roman"/>
@@ -3313,12 +3640,27 @@
           <w:szCs w:val="40"/>
         </w:rPr>
         <w:tab/>
+      </w:r>
+      <w:r>
+        <w:rPr>
+          <w:rFonts w:ascii="Preeti" w:hAnsi="Preeti" w:cs="Times New Roman"/>
+          <w:sz w:val="40"/>
+          <w:szCs w:val="40"/>
+        </w:rPr>
+        <w:tab/>
+      </w:r>
+      <w:r>
+        <w:rPr>
+          <w:rFonts w:ascii="Preeti" w:hAnsi="Preeti" w:cs="Times New Roman"/>
+          <w:sz w:val="40"/>
+          <w:szCs w:val="40"/>
+        </w:rPr>
         <w:t>%</w:t>
       </w:r>
     </w:p>
     <w:p>
       <w:pPr>
-        <w:spacing w:after="0" w:line="360" w:lineRule="auto"/>
+        <w:spacing w:after="240" w:line="480" w:lineRule="auto"/>
         <w:ind w:firstLine="720"/>
         <w:jc w:val="both"/>
         <w:rPr>
@@ -3327,25 +3669,30 @@
           <w:szCs w:val="40"/>
         </w:rPr>
       </w:pPr>
-      <w:proofErr w:type="gramStart"/>
       <w:r>
         <w:rPr>
           <w:rFonts w:ascii="Preeti" w:hAnsi="Preeti" w:cs="Times New Roman"/>
           <w:sz w:val="40"/>
           <w:szCs w:val="40"/>
         </w:rPr>
-        <w:t>@)M</w:t>
-      </w:r>
-      <w:proofErr w:type="gramEnd"/>
+        <w:t>@)</w:t>
+      </w:r>
       <w:r>
         <w:rPr>
           <w:rFonts w:ascii="Preeti" w:hAnsi="Preeti" w:cs="Times New Roman"/>
           <w:sz w:val="40"/>
           <w:szCs w:val="40"/>
         </w:rPr>
-        <w:tab/>
-      </w:r>
-      <w:proofErr w:type="gramStart"/>
+        <w:t xml:space="preserve"> </w:t>
+      </w:r>
+      <w:r>
+        <w:rPr>
+          <w:rFonts w:ascii="Times New Roman" w:hAnsi="Times New Roman" w:cs="Times New Roman"/>
+          <w:sz w:val="40"/>
+          <w:szCs w:val="40"/>
+        </w:rPr>
+        <w:t>=</w:t>
+      </w:r>
       <w:r>
         <w:rPr>
           <w:rFonts w:ascii="Preeti" w:hAnsi="Preeti" w:cs="Times New Roman"/>
@@ -3353,9 +3700,16 @@
           <w:szCs w:val="40"/>
         </w:rPr>
         <w:tab/>
+      </w:r>
+      <w:r>
+        <w:rPr>
+          <w:rFonts w:ascii="Preeti" w:hAnsi="Preeti" w:cs="Times New Roman"/>
+          <w:sz w:val="40"/>
+          <w:szCs w:val="40"/>
+        </w:rPr>
+        <w:tab/>
         <w:t>!#</w:t>
       </w:r>
-      <w:proofErr w:type="gramEnd"/>
       <w:r>
         <w:rPr>
           <w:rFonts w:ascii="Preeti" w:hAnsi="Preeti" w:cs="Times New Roman"/>
@@ -3371,6 +3725,21 @@
           <w:szCs w:val="40"/>
         </w:rPr>
         <w:tab/>
+      </w:r>
+      <w:r>
+        <w:rPr>
+          <w:rFonts w:ascii="Preeti" w:hAnsi="Preeti" w:cs="Times New Roman"/>
+          <w:sz w:val="40"/>
+          <w:szCs w:val="40"/>
+        </w:rPr>
+        <w:tab/>
+      </w:r>
+      <w:r>
+        <w:rPr>
+          <w:rFonts w:ascii="Preeti" w:hAnsi="Preeti" w:cs="Times New Roman"/>
+          <w:sz w:val="40"/>
+          <w:szCs w:val="40"/>
+        </w:rPr>
         <w:t>@)</w:t>
       </w:r>
       <w:r>
@@ -3381,7 +3750,6 @@
         </w:rPr>
         <w:tab/>
       </w:r>
-      <w:proofErr w:type="gramStart"/>
       <w:r>
         <w:rPr>
           <w:rFonts w:ascii="Preeti" w:hAnsi="Preeti" w:cs="Times New Roman"/>
@@ -3389,9 +3757,23 @@
           <w:szCs w:val="40"/>
         </w:rPr>
         <w:tab/>
+      </w:r>
+      <w:r>
+        <w:rPr>
+          <w:rFonts w:ascii="Preeti" w:hAnsi="Preeti" w:cs="Times New Roman"/>
+          <w:sz w:val="40"/>
+          <w:szCs w:val="40"/>
+        </w:rPr>
+        <w:tab/>
+      </w:r>
+      <w:r>
+        <w:rPr>
+          <w:rFonts w:ascii="Preeti" w:hAnsi="Preeti" w:cs="Times New Roman"/>
+          <w:sz w:val="40"/>
+          <w:szCs w:val="40"/>
+        </w:rPr>
         <w:t>!$</w:t>
       </w:r>
-      <w:proofErr w:type="gramEnd"/>
     </w:p>
     <w:p>
       <w:pPr>
@@ -3405,140 +3787,154 @@
           <w:szCs w:val="40"/>
         </w:rPr>
       </w:pPr>
-      <w:r>
-        <w:rPr>
-          <w:rFonts w:ascii="Times New Roman" w:hAnsi="Times New Roman" w:cs="Times New Roman"/>
-          <w:b/>
-          <w:bCs/>
-          <w:sz w:val="40"/>
-          <w:szCs w:val="40"/>
-        </w:rPr>
-        <w:t>7. Count and write.</w:t>
-      </w:r>
-      <w:r>
-        <w:rPr>
-          <w:rFonts w:ascii="Times New Roman" w:hAnsi="Times New Roman" w:cs="Times New Roman"/>
-          <w:b/>
-          <w:bCs/>
-          <w:sz w:val="40"/>
-          <w:szCs w:val="40"/>
-        </w:rPr>
-        <w:tab/>
-      </w:r>
-      <w:r>
-        <w:rPr>
-          <w:rFonts w:ascii="Times New Roman" w:hAnsi="Times New Roman" w:cs="Times New Roman"/>
-          <w:b/>
-          <w:bCs/>
-          <w:sz w:val="40"/>
-          <w:szCs w:val="40"/>
-        </w:rPr>
-        <w:tab/>
-      </w:r>
-      <w:r>
-        <w:rPr>
-          <w:rFonts w:ascii="Times New Roman" w:hAnsi="Times New Roman" w:cs="Times New Roman"/>
-          <w:b/>
-          <w:bCs/>
-          <w:sz w:val="40"/>
-          <w:szCs w:val="40"/>
-        </w:rPr>
-        <w:tab/>
-      </w:r>
-      <w:r>
-        <w:rPr>
-          <w:rFonts w:ascii="Times New Roman" w:hAnsi="Times New Roman" w:cs="Times New Roman"/>
-          <w:b/>
-          <w:bCs/>
-          <w:sz w:val="40"/>
-          <w:szCs w:val="40"/>
-        </w:rPr>
-        <w:tab/>
-      </w:r>
-      <w:r>
-        <w:rPr>
-          <w:rFonts w:ascii="Times New Roman" w:hAnsi="Times New Roman" w:cs="Times New Roman"/>
-          <w:b/>
-          <w:bCs/>
-          <w:sz w:val="40"/>
-          <w:szCs w:val="40"/>
-        </w:rPr>
-        <w:tab/>
-      </w:r>
-      <w:r>
-        <w:rPr>
-          <w:rFonts w:ascii="Times New Roman" w:hAnsi="Times New Roman" w:cs="Times New Roman"/>
-          <w:b/>
-          <w:bCs/>
-          <w:sz w:val="40"/>
-          <w:szCs w:val="40"/>
-        </w:rPr>
-        <w:tab/>
-      </w:r>
-      <w:r>
-        <w:rPr>
-          <w:rFonts w:ascii="Times New Roman" w:hAnsi="Times New Roman" w:cs="Times New Roman"/>
-          <w:b/>
-          <w:bCs/>
-          <w:sz w:val="40"/>
-          <w:szCs w:val="40"/>
-        </w:rPr>
-        <w:tab/>
-      </w:r>
-      <w:r>
-        <w:rPr>
-          <w:rFonts w:ascii="Times New Roman" w:hAnsi="Times New Roman" w:cs="Times New Roman"/>
-          <w:b/>
-          <w:bCs/>
-          <w:sz w:val="40"/>
-          <w:szCs w:val="40"/>
-        </w:rPr>
-        <w:tab/>
-      </w:r>
-      <w:r>
-        <w:rPr>
-          <w:rFonts w:ascii="Times New Roman" w:hAnsi="Times New Roman" w:cs="Times New Roman"/>
-          <w:b/>
-          <w:bCs/>
-          <w:sz w:val="40"/>
-          <w:szCs w:val="40"/>
-        </w:rPr>
-        <w:tab/>
-      </w:r>
-      <w:r>
-        <w:rPr>
-          <w:rFonts w:ascii="Times New Roman" w:hAnsi="Times New Roman" w:cs="Times New Roman"/>
-          <w:b/>
-          <w:bCs/>
-          <w:sz w:val="40"/>
-          <w:szCs w:val="40"/>
-        </w:rPr>
-        <w:t>[</w:t>
-      </w:r>
-      <w:r>
-        <w:rPr>
-          <w:rFonts w:ascii="Times New Roman" w:hAnsi="Times New Roman" w:cs="Times New Roman"/>
-          <w:b/>
-          <w:bCs/>
-          <w:sz w:val="40"/>
-          <w:szCs w:val="40"/>
-        </w:rPr>
-        <w:t>10</w:t>
-      </w:r>
-      <w:r>
-        <w:rPr>
-          <w:rFonts w:ascii="Times New Roman" w:hAnsi="Times New Roman" w:cs="Times New Roman"/>
-          <w:b/>
-          <w:bCs/>
-          <w:sz w:val="40"/>
-          <w:szCs w:val="40"/>
-        </w:rPr>
-        <w:t>]</w:t>
-      </w:r>
     </w:p>
     <w:p>
       <w:pPr>
         <w:spacing w:after="0" w:line="360" w:lineRule="auto"/>
+        <w:jc w:val="both"/>
+        <w:rPr>
+          <w:rFonts w:ascii="Times New Roman" w:hAnsi="Times New Roman" w:cs="Times New Roman"/>
+          <w:b/>
+          <w:bCs/>
+          <w:sz w:val="40"/>
+          <w:szCs w:val="40"/>
+        </w:rPr>
+      </w:pPr>
+      <w:r>
+        <w:rPr>
+          <w:rFonts w:ascii="Times New Roman" w:hAnsi="Times New Roman" w:cs="Times New Roman"/>
+          <w:b/>
+          <w:bCs/>
+          <w:sz w:val="40"/>
+          <w:szCs w:val="40"/>
+        </w:rPr>
+        <w:lastRenderedPageBreak/>
+        <w:t>7. Count and write.</w:t>
+      </w:r>
+      <w:r>
+        <w:rPr>
+          <w:rFonts w:ascii="Times New Roman" w:hAnsi="Times New Roman" w:cs="Times New Roman"/>
+          <w:b/>
+          <w:bCs/>
+          <w:sz w:val="40"/>
+          <w:szCs w:val="40"/>
+        </w:rPr>
+        <w:tab/>
+      </w:r>
+      <w:r>
+        <w:rPr>
+          <w:rFonts w:ascii="Times New Roman" w:hAnsi="Times New Roman" w:cs="Times New Roman"/>
+          <w:b/>
+          <w:bCs/>
+          <w:sz w:val="40"/>
+          <w:szCs w:val="40"/>
+        </w:rPr>
+        <w:tab/>
+      </w:r>
+      <w:r>
+        <w:rPr>
+          <w:rFonts w:ascii="Times New Roman" w:hAnsi="Times New Roman" w:cs="Times New Roman"/>
+          <w:b/>
+          <w:bCs/>
+          <w:sz w:val="40"/>
+          <w:szCs w:val="40"/>
+        </w:rPr>
+        <w:tab/>
+      </w:r>
+      <w:r>
+        <w:rPr>
+          <w:rFonts w:ascii="Times New Roman" w:hAnsi="Times New Roman" w:cs="Times New Roman"/>
+          <w:b/>
+          <w:bCs/>
+          <w:sz w:val="40"/>
+          <w:szCs w:val="40"/>
+        </w:rPr>
+        <w:tab/>
+      </w:r>
+      <w:r>
+        <w:rPr>
+          <w:rFonts w:ascii="Times New Roman" w:hAnsi="Times New Roman" w:cs="Times New Roman"/>
+          <w:b/>
+          <w:bCs/>
+          <w:sz w:val="40"/>
+          <w:szCs w:val="40"/>
+        </w:rPr>
+        <w:tab/>
+      </w:r>
+      <w:r>
+        <w:rPr>
+          <w:rFonts w:ascii="Times New Roman" w:hAnsi="Times New Roman" w:cs="Times New Roman"/>
+          <w:b/>
+          <w:bCs/>
+          <w:sz w:val="40"/>
+          <w:szCs w:val="40"/>
+        </w:rPr>
+        <w:tab/>
+      </w:r>
+      <w:r>
+        <w:rPr>
+          <w:rFonts w:ascii="Times New Roman" w:hAnsi="Times New Roman" w:cs="Times New Roman"/>
+          <w:b/>
+          <w:bCs/>
+          <w:sz w:val="40"/>
+          <w:szCs w:val="40"/>
+        </w:rPr>
+        <w:tab/>
+      </w:r>
+      <w:r>
+        <w:rPr>
+          <w:rFonts w:ascii="Times New Roman" w:hAnsi="Times New Roman" w:cs="Times New Roman"/>
+          <w:b/>
+          <w:bCs/>
+          <w:sz w:val="40"/>
+          <w:szCs w:val="40"/>
+        </w:rPr>
+        <w:tab/>
+      </w:r>
+      <w:r>
+        <w:rPr>
+          <w:rFonts w:ascii="Times New Roman" w:hAnsi="Times New Roman" w:cs="Times New Roman"/>
+          <w:b/>
+          <w:bCs/>
+          <w:sz w:val="40"/>
+          <w:szCs w:val="40"/>
+        </w:rPr>
+        <w:tab/>
+      </w:r>
+      <w:r>
+        <w:rPr>
+          <w:rFonts w:ascii="Times New Roman" w:hAnsi="Times New Roman" w:cs="Times New Roman"/>
+          <w:b/>
+          <w:bCs/>
+          <w:sz w:val="40"/>
+          <w:szCs w:val="40"/>
+        </w:rPr>
+        <w:t>[</w:t>
+      </w:r>
+      <w:r>
+        <w:rPr>
+          <w:rFonts w:ascii="Times New Roman" w:hAnsi="Times New Roman" w:cs="Times New Roman"/>
+          <w:b/>
+          <w:bCs/>
+          <w:sz w:val="40"/>
+          <w:szCs w:val="40"/>
+        </w:rPr>
+        <w:t>10</w:t>
+      </w:r>
+      <w:r>
+        <w:rPr>
+          <w:rFonts w:ascii="Times New Roman" w:hAnsi="Times New Roman" w:cs="Times New Roman"/>
+          <w:b/>
+          <w:bCs/>
+          <w:sz w:val="40"/>
+          <w:szCs w:val="40"/>
+        </w:rPr>
+        <w:t>]</w:t>
+      </w:r>
+    </w:p>
+    <w:p>
+      <w:pPr>
+        <w:spacing w:after="240" w:line="360" w:lineRule="auto"/>
         <w:jc w:val="both"/>
         <w:rPr>
           <w:rFonts w:ascii="Times New Roman" w:hAnsi="Times New Roman" w:cs="Times New Roman"/>
@@ -4032,7 +4428,7 @@
     </w:p>
     <w:p>
       <w:pPr>
-        <w:spacing w:after="0" w:line="360" w:lineRule="auto"/>
+        <w:spacing w:after="240" w:line="360" w:lineRule="auto"/>
         <w:jc w:val="both"/>
         <w:rPr>
           <w:rFonts w:ascii="Times New Roman" w:hAnsi="Times New Roman" w:cs="Times New Roman"/>
@@ -4131,7 +4527,7 @@
     </w:p>
     <w:p>
       <w:pPr>
-        <w:spacing w:after="0" w:line="360" w:lineRule="auto"/>
+        <w:spacing w:after="240" w:line="360" w:lineRule="auto"/>
         <w:jc w:val="both"/>
         <w:rPr>
           <w:rFonts w:ascii="Times New Roman" w:hAnsi="Times New Roman" w:cs="Times New Roman"/>
@@ -4613,7 +5009,7 @@
     </w:p>
     <w:p>
       <w:pPr>
-        <w:spacing w:after="0" w:line="360" w:lineRule="auto"/>
+        <w:spacing w:after="240" w:line="360" w:lineRule="auto"/>
         <w:jc w:val="both"/>
         <w:rPr>
           <w:rFonts w:ascii="Times New Roman" w:hAnsi="Times New Roman" w:cs="Times New Roman"/>
@@ -4624,7 +5020,7 @@
     </w:p>
     <w:p>
       <w:pPr>
-        <w:spacing w:after="0" w:line="360" w:lineRule="auto"/>
+        <w:spacing w:after="240" w:line="360" w:lineRule="auto"/>
         <w:jc w:val="both"/>
         <w:rPr>
           <w:rFonts w:ascii="Times New Roman" w:hAnsi="Times New Roman" w:cs="Times New Roman"/>
@@ -4640,7 +5036,6 @@
           <w:szCs w:val="40"/>
           <w:lang w:bidi="ar-SA"/>
         </w:rPr>
-        <w:lastRenderedPageBreak/>
         <mc:AlternateContent>
           <mc:Choice Requires="wps">
             <w:drawing>
@@ -5075,7 +5470,7 @@
     </w:p>
     <w:p>
       <w:pPr>
-        <w:spacing w:after="0" w:line="360" w:lineRule="auto"/>
+        <w:spacing w:after="240" w:line="360" w:lineRule="auto"/>
         <w:jc w:val="both"/>
         <w:rPr>
           <w:rFonts w:ascii="Times New Roman" w:hAnsi="Times New Roman" w:cs="Times New Roman"/>
@@ -5086,7 +5481,7 @@
     </w:p>
     <w:p>
       <w:pPr>
-        <w:spacing w:after="0" w:line="360" w:lineRule="auto"/>
+        <w:spacing w:after="240" w:line="360" w:lineRule="auto"/>
         <w:jc w:val="both"/>
         <w:rPr>
           <w:rFonts w:ascii="Times New Roman" w:hAnsi="Times New Roman" w:cs="Times New Roman"/>
@@ -5612,7 +6007,7 @@
     </w:p>
     <w:p>
       <w:pPr>
-        <w:spacing w:after="0" w:line="360" w:lineRule="auto"/>
+        <w:spacing w:after="240" w:line="360" w:lineRule="auto"/>
         <w:jc w:val="both"/>
         <w:rPr>
           <w:rFonts w:ascii="Times New Roman" w:hAnsi="Times New Roman" w:cs="Times New Roman"/>
@@ -5620,109 +6015,82 @@
           <w:szCs w:val="40"/>
         </w:rPr>
       </w:pPr>
+      <w:r>
+        <w:rPr>
+          <w:rFonts w:ascii="Times New Roman" w:hAnsi="Times New Roman" w:cs="Times New Roman"/>
+          <w:sz w:val="40"/>
+          <w:szCs w:val="40"/>
+        </w:rPr>
+        <w:tab/>
+      </w:r>
+      <w:r>
+        <w:rPr>
+          <w:rFonts w:ascii="Times New Roman" w:hAnsi="Times New Roman" w:cs="Times New Roman"/>
+          <w:sz w:val="40"/>
+          <w:szCs w:val="40"/>
+        </w:rPr>
+        <w:tab/>
+      </w:r>
+      <w:r>
+        <w:rPr>
+          <w:rFonts w:ascii="Times New Roman" w:hAnsi="Times New Roman" w:cs="Times New Roman"/>
+          <w:sz w:val="40"/>
+          <w:szCs w:val="40"/>
+        </w:rPr>
+        <w:tab/>
+      </w:r>
+      <w:r>
+        <w:rPr>
+          <w:rFonts w:ascii="Times New Roman" w:hAnsi="Times New Roman" w:cs="Times New Roman"/>
+          <w:sz w:val="40"/>
+          <w:szCs w:val="40"/>
+        </w:rPr>
+        <w:tab/>
+      </w:r>
+      <w:r>
+        <w:rPr>
+          <w:rFonts w:ascii="Times New Roman" w:hAnsi="Times New Roman" w:cs="Times New Roman"/>
+          <w:sz w:val="40"/>
+          <w:szCs w:val="40"/>
+        </w:rPr>
+        <w:tab/>
+      </w:r>
+      <w:r>
+        <w:rPr>
+          <w:rFonts w:ascii="Times New Roman" w:hAnsi="Times New Roman" w:cs="Times New Roman"/>
+          <w:sz w:val="40"/>
+          <w:szCs w:val="40"/>
+        </w:rPr>
+        <w:tab/>
+      </w:r>
+      <w:r>
+        <w:rPr>
+          <w:rFonts w:ascii="Times New Roman" w:hAnsi="Times New Roman" w:cs="Times New Roman"/>
+          <w:sz w:val="40"/>
+          <w:szCs w:val="40"/>
+        </w:rPr>
+        <w:tab/>
+      </w:r>
+      <w:r>
+        <w:rPr>
+          <w:rFonts w:ascii="Times New Roman" w:hAnsi="Times New Roman" w:cs="Times New Roman"/>
+          <w:sz w:val="40"/>
+          <w:szCs w:val="40"/>
+        </w:rPr>
+        <w:tab/>
+      </w:r>
+      <w:r>
+        <w:rPr>
+          <w:rFonts w:ascii="Times New Roman" w:hAnsi="Times New Roman" w:cs="Times New Roman"/>
+          <w:sz w:val="40"/>
+          <w:szCs w:val="40"/>
+        </w:rPr>
+        <w:tab/>
+      </w:r>
     </w:p>
     <w:p>
       <w:pPr>
-        <w:spacing w:after="0" w:line="360" w:lineRule="auto"/>
-        <w:jc w:val="both"/>
-        <w:rPr>
-          <w:rFonts w:ascii="Times New Roman" w:hAnsi="Times New Roman" w:cs="Times New Roman"/>
-          <w:sz w:val="40"/>
-          <w:szCs w:val="40"/>
-        </w:rPr>
-      </w:pPr>
-      <w:r>
-        <w:rPr>
-          <w:rFonts w:ascii="Times New Roman" w:hAnsi="Times New Roman" w:cs="Times New Roman"/>
-          <w:sz w:val="40"/>
-          <w:szCs w:val="40"/>
-        </w:rPr>
-        <w:tab/>
-      </w:r>
-      <w:r>
-        <w:rPr>
-          <w:rFonts w:ascii="Times New Roman" w:hAnsi="Times New Roman" w:cs="Times New Roman"/>
-          <w:sz w:val="40"/>
-          <w:szCs w:val="40"/>
-        </w:rPr>
-        <w:tab/>
-      </w:r>
-      <w:r>
-        <w:rPr>
-          <w:rFonts w:ascii="Times New Roman" w:hAnsi="Times New Roman" w:cs="Times New Roman"/>
-          <w:sz w:val="40"/>
-          <w:szCs w:val="40"/>
-        </w:rPr>
-        <w:tab/>
-      </w:r>
-      <w:r>
-        <w:rPr>
-          <w:rFonts w:ascii="Times New Roman" w:hAnsi="Times New Roman" w:cs="Times New Roman"/>
-          <w:sz w:val="40"/>
-          <w:szCs w:val="40"/>
-        </w:rPr>
-        <w:tab/>
-      </w:r>
-      <w:r>
-        <w:rPr>
-          <w:rFonts w:ascii="Times New Roman" w:hAnsi="Times New Roman" w:cs="Times New Roman"/>
-          <w:sz w:val="40"/>
-          <w:szCs w:val="40"/>
-        </w:rPr>
-        <w:tab/>
-      </w:r>
-      <w:r>
-        <w:rPr>
-          <w:rFonts w:ascii="Times New Roman" w:hAnsi="Times New Roman" w:cs="Times New Roman"/>
-          <w:sz w:val="40"/>
-          <w:szCs w:val="40"/>
-        </w:rPr>
-        <w:tab/>
-      </w:r>
-      <w:r>
-        <w:rPr>
-          <w:rFonts w:ascii="Times New Roman" w:hAnsi="Times New Roman" w:cs="Times New Roman"/>
-          <w:sz w:val="40"/>
-          <w:szCs w:val="40"/>
-        </w:rPr>
-        <w:tab/>
-      </w:r>
-      <w:r>
-        <w:rPr>
-          <w:rFonts w:ascii="Times New Roman" w:hAnsi="Times New Roman" w:cs="Times New Roman"/>
-          <w:sz w:val="40"/>
-          <w:szCs w:val="40"/>
-        </w:rPr>
-        <w:tab/>
-      </w:r>
-      <w:r>
-        <w:rPr>
-          <w:rFonts w:ascii="Times New Roman" w:hAnsi="Times New Roman" w:cs="Times New Roman"/>
-          <w:sz w:val="40"/>
-          <w:szCs w:val="40"/>
-        </w:rPr>
-        <w:tab/>
-      </w:r>
-      <w:r>
-        <w:rPr>
-          <w:rFonts w:ascii="Times New Roman" w:hAnsi="Times New Roman" w:cs="Times New Roman"/>
-          <w:sz w:val="40"/>
-          <w:szCs w:val="40"/>
-        </w:rPr>
-        <w:tab/>
-      </w:r>
-      <w:r>
-        <w:rPr>
-          <w:rFonts w:ascii="Times New Roman" w:hAnsi="Times New Roman" w:cs="Times New Roman"/>
-          <w:sz w:val="40"/>
-          <w:szCs w:val="40"/>
-        </w:rPr>
-        <w:tab/>
-      </w:r>
-    </w:p>
-    <w:p>
-      <w:pPr>
-        <w:spacing w:after="0" w:line="360" w:lineRule="auto"/>
+        <w:spacing w:after="240" w:line="360" w:lineRule="auto"/>
         <w:jc w:val="both"/>
         <w:rPr>
           <w:rFonts w:ascii="Times New Roman" w:hAnsi="Times New Roman" w:cs="Times New Roman"/>
@@ -6190,7 +6558,7 @@
     </w:p>
     <w:p>
       <w:pPr>
-        <w:spacing w:after="0" w:line="360" w:lineRule="auto"/>
+        <w:spacing w:after="240" w:line="360" w:lineRule="auto"/>
         <w:jc w:val="both"/>
         <w:rPr>
           <w:rFonts w:ascii="Times New Roman" w:hAnsi="Times New Roman" w:cs="Times New Roman"/>
@@ -6201,7 +6569,7 @@
     </w:p>
     <w:p>
       <w:pPr>
-        <w:spacing w:after="0" w:line="360" w:lineRule="auto"/>
+        <w:spacing w:after="240" w:line="360" w:lineRule="auto"/>
         <w:jc w:val="both"/>
         <w:rPr>
           <w:rFonts w:ascii="Times New Roman" w:hAnsi="Times New Roman" w:cs="Times New Roman"/>
@@ -6656,7 +7024,7 @@
     </w:p>
     <w:p>
       <w:pPr>
-        <w:spacing w:after="0" w:line="360" w:lineRule="auto"/>
+        <w:spacing w:after="240" w:line="360" w:lineRule="auto"/>
         <w:jc w:val="both"/>
         <w:rPr>
           <w:rFonts w:ascii="Times New Roman" w:hAnsi="Times New Roman" w:cs="Times New Roman"/>
@@ -6756,7 +7124,7 @@
     </w:p>
     <w:p>
       <w:pPr>
-        <w:spacing w:after="0" w:line="360" w:lineRule="auto"/>
+        <w:spacing w:after="240" w:line="360" w:lineRule="auto"/>
         <w:jc w:val="both"/>
         <w:rPr>
           <w:rFonts w:ascii="Times New Roman" w:hAnsi="Times New Roman" w:cs="Times New Roman"/>
@@ -7267,7 +7635,7 @@
     </w:p>
     <w:p>
       <w:pPr>
-        <w:spacing w:after="0" w:line="360" w:lineRule="auto"/>
+        <w:spacing w:after="240" w:line="360" w:lineRule="auto"/>
         <w:jc w:val="both"/>
         <w:rPr>
           <w:rFonts w:ascii="Times New Roman" w:hAnsi="Times New Roman" w:cs="Times New Roman"/>
@@ -7278,7 +7646,7 @@
     </w:p>
     <w:p>
       <w:pPr>
-        <w:spacing w:after="0" w:line="360" w:lineRule="auto"/>
+        <w:spacing w:after="240" w:line="360" w:lineRule="auto"/>
         <w:jc w:val="both"/>
         <w:rPr>
           <w:rFonts w:ascii="Times New Roman" w:hAnsi="Times New Roman" w:cs="Times New Roman"/>
@@ -7437,6 +7805,49 @@
     </w:p>
     <w:p>
       <w:pPr>
+        <w:spacing w:after="240" w:line="360" w:lineRule="auto"/>
+        <w:jc w:val="both"/>
+        <w:rPr>
+          <w:rFonts w:ascii="Times New Roman" w:hAnsi="Times New Roman" w:cs="Times New Roman"/>
+          <w:sz w:val="40"/>
+          <w:szCs w:val="40"/>
+        </w:rPr>
+      </w:pPr>
+      <w:r>
+        <w:rPr>
+          <w:rFonts w:ascii="Times New Roman" w:hAnsi="Times New Roman" w:cs="Times New Roman"/>
+          <w:sz w:val="40"/>
+          <w:szCs w:val="40"/>
+        </w:rPr>
+        <w:tab/>
+      </w:r>
+      <w:r>
+        <w:rPr>
+          <w:rFonts w:ascii="Times New Roman" w:hAnsi="Times New Roman" w:cs="Times New Roman"/>
+          <w:sz w:val="40"/>
+          <w:szCs w:val="40"/>
+        </w:rPr>
+        <w:tab/>
+      </w:r>
+      <w:r>
+        <w:rPr>
+          <w:rFonts w:ascii="Times New Roman" w:hAnsi="Times New Roman" w:cs="Times New Roman"/>
+          <w:sz w:val="40"/>
+          <w:szCs w:val="40"/>
+        </w:rPr>
+        <w:tab/>
+      </w:r>
+      <w:r>
+        <w:rPr>
+          <w:rFonts w:ascii="Times New Roman" w:hAnsi="Times New Roman" w:cs="Times New Roman"/>
+          <w:sz w:val="40"/>
+          <w:szCs w:val="40"/>
+        </w:rPr>
+        <w:tab/>
+      </w:r>
+    </w:p>
+    <w:p>
+      <w:pPr>
         <w:spacing w:after="0" w:line="360" w:lineRule="auto"/>
         <w:jc w:val="both"/>
         <w:rPr>
@@ -7453,314 +7864,19 @@
           <w:szCs w:val="40"/>
           <w:lang w:bidi="ar-SA"/>
         </w:rPr>
+        <w:lastRenderedPageBreak/>
         <mc:AlternateContent>
           <mc:Choice Requires="wps">
             <w:drawing>
-              <wp:anchor distT="0" distB="0" distL="114300" distR="114300" simplePos="0" relativeHeight="251841536" behindDoc="0" locked="0" layoutInCell="1" allowOverlap="1" wp14:anchorId="0E99C6AA" wp14:editId="437D2F09">
+              <wp:anchor distT="0" distB="0" distL="114300" distR="114300" simplePos="0" relativeHeight="251721728" behindDoc="0" locked="0" layoutInCell="1" allowOverlap="1" wp14:anchorId="346FF289" wp14:editId="32519ABD">
                 <wp:simplePos x="0" y="0"/>
                 <wp:positionH relativeFrom="column">
-                  <wp:posOffset>388706</wp:posOffset>
+                  <wp:posOffset>4098925</wp:posOffset>
                 </wp:positionH>
                 <wp:positionV relativeFrom="paragraph">
-                  <wp:posOffset>629285</wp:posOffset>
+                  <wp:posOffset>3175</wp:posOffset>
                 </wp:positionV>
-                <wp:extent cx="768126" cy="754092"/>
-                <wp:effectExtent l="19050" t="38100" r="32385" b="46355"/>
-                <wp:wrapNone/>
-                <wp:docPr id="132" name="5-Point Star 83"/>
-                <wp:cNvGraphicFramePr/>
-                <a:graphic xmlns:a="http://schemas.openxmlformats.org/drawingml/2006/main">
-                  <a:graphicData uri="http://schemas.microsoft.com/office/word/2010/wordprocessingShape">
-                    <wps:wsp>
-                      <wps:cNvSpPr/>
-                      <wps:spPr>
-                        <a:xfrm>
-                          <a:off x="0" y="0"/>
-                          <a:ext cx="768126" cy="754092"/>
-                        </a:xfrm>
-                        <a:prstGeom prst="star5">
-                          <a:avLst/>
-                        </a:prstGeom>
-                        <a:noFill/>
-                        <a:ln w="12700" cap="flat" cmpd="sng" algn="ctr">
-                          <a:solidFill>
-                            <a:sysClr val="windowText" lastClr="000000"/>
-                          </a:solidFill>
-                          <a:prstDash val="solid"/>
-                          <a:miter lim="800000"/>
-                        </a:ln>
-                        <a:effectLst/>
-                      </wps:spPr>
-                      <wps:bodyPr rot="0" spcFirstLastPara="0" vertOverflow="overflow" horzOverflow="overflow" vert="horz" wrap="square" lIns="91440" tIns="45720" rIns="91440" bIns="45720" numCol="1" spcCol="0" rtlCol="0" fromWordArt="0" anchor="ctr" anchorCtr="0" forceAA="0" compatLnSpc="1">
-                        <a:prstTxWarp prst="textNoShape">
-                          <a:avLst/>
-                        </a:prstTxWarp>
-                        <a:noAutofit/>
-                      </wps:bodyPr>
-                    </wps:wsp>
-                  </a:graphicData>
-                </a:graphic>
-                <wp14:sizeRelH relativeFrom="margin">
-                  <wp14:pctWidth>0</wp14:pctWidth>
-                </wp14:sizeRelH>
-                <wp14:sizeRelV relativeFrom="margin">
-                  <wp14:pctHeight>0</wp14:pctHeight>
-                </wp14:sizeRelV>
-              </wp:anchor>
-            </w:drawing>
-          </mc:Choice>
-          <mc:Fallback>
-            <w:pict>
-              <v:shape w14:anchorId="6F676173" id="5-Point Star 83" o:spid="_x0000_s1026" style="position:absolute;margin-left:30.6pt;margin-top:49.55pt;width:60.5pt;height:59.4pt;z-index:251841536;visibility:visible;mso-wrap-style:square;mso-width-percent:0;mso-height-percent:0;mso-wrap-distance-left:9pt;mso-wrap-distance-top:0;mso-wrap-distance-right:9pt;mso-wrap-distance-bottom:0;mso-position-horizontal:absolute;mso-position-horizontal-relative:text;mso-position-vertical:absolute;mso-position-vertical-relative:text;mso-width-percent:0;mso-height-percent:0;mso-width-relative:margin;mso-height-relative:margin;v-text-anchor:middle" coordsize="768126,754092" o:gfxdata="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" path="m1,288037r293399,2l384063,r90663,288039l768125,288037,530759,466053r90667,288037l384063,576071,146700,754090,237367,466053,1,288037xe" filled="f" strokecolor="windowText" strokeweight="1pt">
-                <v:stroke joinstyle="miter"/>
-                <v:path arrowok="t" o:connecttype="custom" o:connectlocs="1,288037;293400,288039;384063,0;474726,288039;768125,288037;530759,466053;621426,754090;384063,576071;146700,754090;237367,466053;1,288037" o:connectangles="0,0,0,0,0,0,0,0,0,0,0"/>
-              </v:shape>
-            </w:pict>
-          </mc:Fallback>
-        </mc:AlternateContent>
-      </w:r>
-      <w:r>
-        <w:rPr>
-          <w:rFonts w:ascii="Times New Roman" w:hAnsi="Times New Roman" w:cs="Times New Roman"/>
-          <w:noProof/>
-          <w:sz w:val="40"/>
-          <w:szCs w:val="40"/>
-          <w:lang w:bidi="ar-SA"/>
-        </w:rPr>
-        <mc:AlternateContent>
-          <mc:Choice Requires="wps">
-            <w:drawing>
-              <wp:anchor distT="0" distB="0" distL="114300" distR="114300" simplePos="0" relativeHeight="251831296" behindDoc="0" locked="0" layoutInCell="1" allowOverlap="1" wp14:anchorId="079C9BB8" wp14:editId="529B3308">
-                <wp:simplePos x="0" y="0"/>
-                <wp:positionH relativeFrom="column">
-                  <wp:posOffset>1340448</wp:posOffset>
-                </wp:positionH>
-                <wp:positionV relativeFrom="paragraph">
-                  <wp:posOffset>629920</wp:posOffset>
-                </wp:positionV>
-                <wp:extent cx="768126" cy="754092"/>
-                <wp:effectExtent l="19050" t="38100" r="32385" b="46355"/>
-                <wp:wrapNone/>
-                <wp:docPr id="127" name="5-Point Star 83"/>
-                <wp:cNvGraphicFramePr/>
-                <a:graphic xmlns:a="http://schemas.openxmlformats.org/drawingml/2006/main">
-                  <a:graphicData uri="http://schemas.microsoft.com/office/word/2010/wordprocessingShape">
-                    <wps:wsp>
-                      <wps:cNvSpPr/>
-                      <wps:spPr>
-                        <a:xfrm>
-                          <a:off x="0" y="0"/>
-                          <a:ext cx="768126" cy="754092"/>
-                        </a:xfrm>
-                        <a:prstGeom prst="star5">
-                          <a:avLst/>
-                        </a:prstGeom>
-                        <a:noFill/>
-                        <a:ln w="12700" cap="flat" cmpd="sng" algn="ctr">
-                          <a:solidFill>
-                            <a:sysClr val="windowText" lastClr="000000"/>
-                          </a:solidFill>
-                          <a:prstDash val="solid"/>
-                          <a:miter lim="800000"/>
-                        </a:ln>
-                        <a:effectLst/>
-                      </wps:spPr>
-                      <wps:bodyPr rot="0" spcFirstLastPara="0" vertOverflow="overflow" horzOverflow="overflow" vert="horz" wrap="square" lIns="91440" tIns="45720" rIns="91440" bIns="45720" numCol="1" spcCol="0" rtlCol="0" fromWordArt="0" anchor="ctr" anchorCtr="0" forceAA="0" compatLnSpc="1">
-                        <a:prstTxWarp prst="textNoShape">
-                          <a:avLst/>
-                        </a:prstTxWarp>
-                        <a:noAutofit/>
-                      </wps:bodyPr>
-                    </wps:wsp>
-                  </a:graphicData>
-                </a:graphic>
-                <wp14:sizeRelH relativeFrom="margin">
-                  <wp14:pctWidth>0</wp14:pctWidth>
-                </wp14:sizeRelH>
-                <wp14:sizeRelV relativeFrom="margin">
-                  <wp14:pctHeight>0</wp14:pctHeight>
-                </wp14:sizeRelV>
-              </wp:anchor>
-            </w:drawing>
-          </mc:Choice>
-          <mc:Fallback>
-            <w:pict>
-              <v:shape w14:anchorId="328872F6" id="5-Point Star 83" o:spid="_x0000_s1026" style="position:absolute;margin-left:105.55pt;margin-top:49.6pt;width:60.5pt;height:59.4pt;z-index:251831296;visibility:visible;mso-wrap-style:square;mso-width-percent:0;mso-height-percent:0;mso-wrap-distance-left:9pt;mso-wrap-distance-top:0;mso-wrap-distance-right:9pt;mso-wrap-distance-bottom:0;mso-position-horizontal:absolute;mso-position-horizontal-relative:text;mso-position-vertical:absolute;mso-position-vertical-relative:text;mso-width-percent:0;mso-height-percent:0;mso-width-relative:margin;mso-height-relative:margin;v-text-anchor:middle" coordsize="768126,754092" o:gfxdata="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" path="m1,288037r293399,2l384063,r90663,288039l768125,288037,530759,466053r90667,288037l384063,576071,146700,754090,237367,466053,1,288037xe" filled="f" strokecolor="windowText" strokeweight="1pt">
-                <v:stroke joinstyle="miter"/>
-                <v:path arrowok="t" o:connecttype="custom" o:connectlocs="1,288037;293400,288039;384063,0;474726,288039;768125,288037;530759,466053;621426,754090;384063,576071;146700,754090;237367,466053;1,288037" o:connectangles="0,0,0,0,0,0,0,0,0,0,0"/>
-              </v:shape>
-            </w:pict>
-          </mc:Fallback>
-        </mc:AlternateContent>
-      </w:r>
-      <w:r>
-        <w:rPr>
-          <w:rFonts w:ascii="Times New Roman" w:hAnsi="Times New Roman" w:cs="Times New Roman"/>
-          <w:noProof/>
-          <w:sz w:val="40"/>
-          <w:szCs w:val="40"/>
-          <w:lang w:bidi="ar-SA"/>
-        </w:rPr>
-        <mc:AlternateContent>
-          <mc:Choice Requires="wps">
-            <w:drawing>
-              <wp:anchor distT="0" distB="0" distL="114300" distR="114300" simplePos="0" relativeHeight="251839488" behindDoc="0" locked="0" layoutInCell="1" allowOverlap="1" wp14:anchorId="4E009821" wp14:editId="1DC59ADE">
-                <wp:simplePos x="0" y="0"/>
-                <wp:positionH relativeFrom="column">
-                  <wp:posOffset>2293203</wp:posOffset>
-                </wp:positionH>
-                <wp:positionV relativeFrom="paragraph">
-                  <wp:posOffset>635000</wp:posOffset>
-                </wp:positionV>
-                <wp:extent cx="768126" cy="754092"/>
-                <wp:effectExtent l="19050" t="38100" r="32385" b="46355"/>
-                <wp:wrapNone/>
-                <wp:docPr id="131" name="5-Point Star 83"/>
-                <wp:cNvGraphicFramePr/>
-                <a:graphic xmlns:a="http://schemas.openxmlformats.org/drawingml/2006/main">
-                  <a:graphicData uri="http://schemas.microsoft.com/office/word/2010/wordprocessingShape">
-                    <wps:wsp>
-                      <wps:cNvSpPr/>
-                      <wps:spPr>
-                        <a:xfrm>
-                          <a:off x="0" y="0"/>
-                          <a:ext cx="768126" cy="754092"/>
-                        </a:xfrm>
-                        <a:prstGeom prst="star5">
-                          <a:avLst/>
-                        </a:prstGeom>
-                        <a:noFill/>
-                        <a:ln w="12700" cap="flat" cmpd="sng" algn="ctr">
-                          <a:solidFill>
-                            <a:sysClr val="windowText" lastClr="000000"/>
-                          </a:solidFill>
-                          <a:prstDash val="solid"/>
-                          <a:miter lim="800000"/>
-                        </a:ln>
-                        <a:effectLst/>
-                      </wps:spPr>
-                      <wps:bodyPr rot="0" spcFirstLastPara="0" vertOverflow="overflow" horzOverflow="overflow" vert="horz" wrap="square" lIns="91440" tIns="45720" rIns="91440" bIns="45720" numCol="1" spcCol="0" rtlCol="0" fromWordArt="0" anchor="ctr" anchorCtr="0" forceAA="0" compatLnSpc="1">
-                        <a:prstTxWarp prst="textNoShape">
-                          <a:avLst/>
-                        </a:prstTxWarp>
-                        <a:noAutofit/>
-                      </wps:bodyPr>
-                    </wps:wsp>
-                  </a:graphicData>
-                </a:graphic>
-                <wp14:sizeRelH relativeFrom="margin">
-                  <wp14:pctWidth>0</wp14:pctWidth>
-                </wp14:sizeRelH>
-                <wp14:sizeRelV relativeFrom="margin">
-                  <wp14:pctHeight>0</wp14:pctHeight>
-                </wp14:sizeRelV>
-              </wp:anchor>
-            </w:drawing>
-          </mc:Choice>
-          <mc:Fallback>
-            <w:pict>
-              <v:shape w14:anchorId="29CEDF65" id="5-Point Star 83" o:spid="_x0000_s1026" style="position:absolute;margin-left:180.55pt;margin-top:50pt;width:60.5pt;height:59.4pt;z-index:251839488;visibility:visible;mso-wrap-style:square;mso-width-percent:0;mso-height-percent:0;mso-wrap-distance-left:9pt;mso-wrap-distance-top:0;mso-wrap-distance-right:9pt;mso-wrap-distance-bottom:0;mso-position-horizontal:absolute;mso-position-horizontal-relative:text;mso-position-vertical:absolute;mso-position-vertical-relative:text;mso-width-percent:0;mso-height-percent:0;mso-width-relative:margin;mso-height-relative:margin;v-text-anchor:middle" coordsize="768126,754092" o:gfxdata="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" path="m1,288037r293399,2l384063,r90663,288039l768125,288037,530759,466053r90667,288037l384063,576071,146700,754090,237367,466053,1,288037xe" filled="f" strokecolor="windowText" strokeweight="1pt">
-                <v:stroke joinstyle="miter"/>
-                <v:path arrowok="t" o:connecttype="custom" o:connectlocs="1,288037;293400,288039;384063,0;474726,288039;768125,288037;530759,466053;621426,754090;384063,576071;146700,754090;237367,466053;1,288037" o:connectangles="0,0,0,0,0,0,0,0,0,0,0"/>
-              </v:shape>
-            </w:pict>
-          </mc:Fallback>
-        </mc:AlternateContent>
-      </w:r>
-      <w:r>
-        <w:rPr>
-          <w:rFonts w:ascii="Times New Roman" w:hAnsi="Times New Roman" w:cs="Times New Roman"/>
-          <w:noProof/>
-          <w:sz w:val="40"/>
-          <w:szCs w:val="40"/>
-          <w:lang w:bidi="ar-SA"/>
-        </w:rPr>
-        <mc:AlternateContent>
-          <mc:Choice Requires="wps">
-            <w:drawing>
-              <wp:anchor distT="0" distB="0" distL="114300" distR="114300" simplePos="0" relativeHeight="251847680" behindDoc="0" locked="0" layoutInCell="1" allowOverlap="1" wp14:anchorId="22FAD031" wp14:editId="7416EF7A">
-                <wp:simplePos x="0" y="0"/>
-                <wp:positionH relativeFrom="column">
-                  <wp:posOffset>3187027</wp:posOffset>
-                </wp:positionH>
-                <wp:positionV relativeFrom="paragraph">
-                  <wp:posOffset>628650</wp:posOffset>
-                </wp:positionV>
-                <wp:extent cx="768126" cy="754092"/>
-                <wp:effectExtent l="19050" t="38100" r="32385" b="46355"/>
-                <wp:wrapNone/>
-                <wp:docPr id="135" name="5-Point Star 83"/>
-                <wp:cNvGraphicFramePr/>
-                <a:graphic xmlns:a="http://schemas.openxmlformats.org/drawingml/2006/main">
-                  <a:graphicData uri="http://schemas.microsoft.com/office/word/2010/wordprocessingShape">
-                    <wps:wsp>
-                      <wps:cNvSpPr/>
-                      <wps:spPr>
-                        <a:xfrm>
-                          <a:off x="0" y="0"/>
-                          <a:ext cx="768126" cy="754092"/>
-                        </a:xfrm>
-                        <a:prstGeom prst="star5">
-                          <a:avLst/>
-                        </a:prstGeom>
-                        <a:noFill/>
-                        <a:ln w="12700" cap="flat" cmpd="sng" algn="ctr">
-                          <a:solidFill>
-                            <a:sysClr val="windowText" lastClr="000000"/>
-                          </a:solidFill>
-                          <a:prstDash val="solid"/>
-                          <a:miter lim="800000"/>
-                        </a:ln>
-                        <a:effectLst/>
-                      </wps:spPr>
-                      <wps:bodyPr rot="0" spcFirstLastPara="0" vertOverflow="overflow" horzOverflow="overflow" vert="horz" wrap="square" lIns="91440" tIns="45720" rIns="91440" bIns="45720" numCol="1" spcCol="0" rtlCol="0" fromWordArt="0" anchor="ctr" anchorCtr="0" forceAA="0" compatLnSpc="1">
-                        <a:prstTxWarp prst="textNoShape">
-                          <a:avLst/>
-                        </a:prstTxWarp>
-                        <a:noAutofit/>
-                      </wps:bodyPr>
-                    </wps:wsp>
-                  </a:graphicData>
-                </a:graphic>
-                <wp14:sizeRelH relativeFrom="margin">
-                  <wp14:pctWidth>0</wp14:pctWidth>
-                </wp14:sizeRelH>
-                <wp14:sizeRelV relativeFrom="margin">
-                  <wp14:pctHeight>0</wp14:pctHeight>
-                </wp14:sizeRelV>
-              </wp:anchor>
-            </w:drawing>
-          </mc:Choice>
-          <mc:Fallback>
-            <w:pict>
-              <v:shape w14:anchorId="5EE69886" id="5-Point Star 83" o:spid="_x0000_s1026" style="position:absolute;margin-left:250.95pt;margin-top:49.5pt;width:60.5pt;height:59.4pt;z-index:251847680;visibility:visible;mso-wrap-style:square;mso-width-percent:0;mso-height-percent:0;mso-wrap-distance-left:9pt;mso-wrap-distance-top:0;mso-wrap-distance-right:9pt;mso-wrap-distance-bottom:0;mso-position-horizontal:absolute;mso-position-horizontal-relative:text;mso-position-vertical:absolute;mso-position-vertical-relative:text;mso-width-percent:0;mso-height-percent:0;mso-width-relative:margin;mso-height-relative:margin;v-text-anchor:middle" coordsize="768126,754092" o:gfxdata="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" path="m1,288037r293399,2l384063,r90663,288039l768125,288037,530759,466053r90667,288037l384063,576071,146700,754090,237367,466053,1,288037xe" filled="f" strokecolor="windowText" strokeweight="1pt">
-                <v:stroke joinstyle="miter"/>
-                <v:path arrowok="t" o:connecttype="custom" o:connectlocs="1,288037;293400,288039;384063,0;474726,288039;768125,288037;530759,466053;621426,754090;384063,576071;146700,754090;237367,466053;1,288037" o:connectangles="0,0,0,0,0,0,0,0,0,0,0"/>
-              </v:shape>
-            </w:pict>
-          </mc:Fallback>
-        </mc:AlternateContent>
-      </w:r>
-      <w:r>
-        <w:rPr>
-          <w:rFonts w:ascii="Times New Roman" w:hAnsi="Times New Roman" w:cs="Times New Roman"/>
-          <w:noProof/>
-          <w:sz w:val="40"/>
-          <w:szCs w:val="40"/>
-          <w:lang w:bidi="ar-SA"/>
-        </w:rPr>
-        <mc:AlternateContent>
-          <mc:Choice Requires="wps">
-            <w:drawing>
-              <wp:anchor distT="0" distB="0" distL="114300" distR="114300" simplePos="0" relativeHeight="251721728" behindDoc="0" locked="0" layoutInCell="1" allowOverlap="1" wp14:anchorId="346FF289" wp14:editId="2E394913">
-                <wp:simplePos x="0" y="0"/>
-                <wp:positionH relativeFrom="column">
-                  <wp:posOffset>4099203</wp:posOffset>
-                </wp:positionH>
-                <wp:positionV relativeFrom="paragraph">
-                  <wp:posOffset>632460</wp:posOffset>
-                </wp:positionV>
-                <wp:extent cx="768126" cy="754092"/>
+                <wp:extent cx="767715" cy="753745"/>
                 <wp:effectExtent l="19050" t="38100" r="32385" b="46355"/>
                 <wp:wrapNone/>
                 <wp:docPr id="83" name="5-Point Star 83"/>
@@ -7772,7 +7888,7 @@
                       <wps:spPr>
                         <a:xfrm>
                           <a:off x="0" y="0"/>
-                          <a:ext cx="768126" cy="754092"/>
+                          <a:ext cx="767715" cy="753745"/>
                         </a:xfrm>
                         <a:prstGeom prst="star5">
                           <a:avLst/>
@@ -7820,9 +7936,9 @@
           </mc:Choice>
           <mc:Fallback>
             <w:pict>
-              <v:shape w14:anchorId="499C6752" id="5-Point Star 83" o:spid="_x0000_s1026" style="position:absolute;margin-left:322.75pt;margin-top:49.8pt;width:60.5pt;height:59.4pt;z-index:251721728;visibility:visible;mso-wrap-style:square;mso-width-percent:0;mso-height-percent:0;mso-wrap-distance-left:9pt;mso-wrap-distance-top:0;mso-wrap-distance-right:9pt;mso-wrap-distance-bottom:0;mso-position-horizontal:absolute;mso-position-horizontal-relative:text;mso-position-vertical:absolute;mso-position-vertical-relative:text;mso-width-percent:0;mso-height-percent:0;mso-width-relative:margin;mso-height-relative:margin;v-text-anchor:middle" coordsize="768126,754092" o:gfxdata="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" path="m1,288037r293399,2l384063,r90663,288039l768125,288037,530759,466053r90667,288037l384063,576071,146700,754090,237367,466053,1,288037xe" filled="f" strokecolor="black [3213]" strokeweight="1pt">
+              <v:shape w14:anchorId="31253F9E" id="5-Point Star 83" o:spid="_x0000_s1026" style="position:absolute;margin-left:322.75pt;margin-top:.25pt;width:60.45pt;height:59.35pt;z-index:251721728;visibility:visible;mso-wrap-style:square;mso-width-percent:0;mso-height-percent:0;mso-wrap-distance-left:9pt;mso-wrap-distance-top:0;mso-wrap-distance-right:9pt;mso-wrap-distance-bottom:0;mso-position-horizontal:absolute;mso-position-horizontal-relative:text;mso-position-vertical:absolute;mso-position-vertical-relative:text;mso-width-percent:0;mso-height-percent:0;mso-width-relative:margin;mso-height-relative:margin;v-text-anchor:middle" coordsize="767715,753745" o:gfxdata="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" path="m1,287904r293242,2l383858,r90614,287906l767714,287904,530475,465838r90619,287905l383858,575806,146621,753743,237240,465838,1,287904xe" filled="f" strokecolor="black [3213]" strokeweight="1pt">
                 <v:stroke joinstyle="miter"/>
-                <v:path arrowok="t" o:connecttype="custom" o:connectlocs="1,288037;293400,288039;384063,0;474726,288039;768125,288037;530759,466053;621426,754090;384063,576071;146700,754090;237367,466053;1,288037" o:connectangles="0,0,0,0,0,0,0,0,0,0,0"/>
+                <v:path arrowok="t" o:connecttype="custom" o:connectlocs="1,287904;293243,287906;383858,0;474472,287906;767714,287904;530475,465838;621094,753743;383858,575806;146621,753743;237240,465838;1,287904" o:connectangles="0,0,0,0,0,0,0,0,0,0,0"/>
               </v:shape>
             </w:pict>
           </mc:Fallback>
@@ -7831,165 +7947,6 @@
       <w:r>
         <w:rPr>
           <w:rFonts w:ascii="Times New Roman" w:hAnsi="Times New Roman" w:cs="Times New Roman"/>
-          <w:sz w:val="40"/>
-          <w:szCs w:val="40"/>
-        </w:rPr>
-        <w:tab/>
-      </w:r>
-      <w:r>
-        <w:rPr>
-          <w:rFonts w:ascii="Times New Roman" w:hAnsi="Times New Roman" w:cs="Times New Roman"/>
-          <w:sz w:val="40"/>
-          <w:szCs w:val="40"/>
-        </w:rPr>
-        <w:tab/>
-      </w:r>
-      <w:r>
-        <w:rPr>
-          <w:rFonts w:ascii="Times New Roman" w:hAnsi="Times New Roman" w:cs="Times New Roman"/>
-          <w:sz w:val="40"/>
-          <w:szCs w:val="40"/>
-        </w:rPr>
-        <w:tab/>
-      </w:r>
-      <w:r>
-        <w:rPr>
-          <w:rFonts w:ascii="Times New Roman" w:hAnsi="Times New Roman" w:cs="Times New Roman"/>
-          <w:sz w:val="40"/>
-          <w:szCs w:val="40"/>
-        </w:rPr>
-        <w:tab/>
-      </w:r>
-      <w:r>
-        <w:rPr>
-          <w:rFonts w:ascii="Times New Roman" w:hAnsi="Times New Roman" w:cs="Times New Roman"/>
-          <w:sz w:val="40"/>
-          <w:szCs w:val="40"/>
-        </w:rPr>
-        <w:tab/>
-      </w:r>
-      <w:r>
-        <w:rPr>
-          <w:rFonts w:ascii="Times New Roman" w:hAnsi="Times New Roman" w:cs="Times New Roman"/>
-          <w:sz w:val="40"/>
-          <w:szCs w:val="40"/>
-        </w:rPr>
-        <w:tab/>
-      </w:r>
-      <w:r>
-        <w:rPr>
-          <w:rFonts w:ascii="Times New Roman" w:hAnsi="Times New Roman" w:cs="Times New Roman"/>
-          <w:sz w:val="40"/>
-          <w:szCs w:val="40"/>
-        </w:rPr>
-        <w:tab/>
-      </w:r>
-      <w:r>
-        <w:rPr>
-          <w:rFonts w:ascii="Times New Roman" w:hAnsi="Times New Roman" w:cs="Times New Roman"/>
-          <w:sz w:val="40"/>
-          <w:szCs w:val="40"/>
-        </w:rPr>
-        <w:tab/>
-      </w:r>
-      <w:r>
-        <w:rPr>
-          <w:rFonts w:ascii="Times New Roman" w:hAnsi="Times New Roman" w:cs="Times New Roman"/>
-          <w:sz w:val="40"/>
-          <w:szCs w:val="40"/>
-        </w:rPr>
-        <w:tab/>
-      </w:r>
-      <w:r>
-        <w:rPr>
-          <w:rFonts w:ascii="Times New Roman" w:hAnsi="Times New Roman" w:cs="Times New Roman"/>
-          <w:sz w:val="40"/>
-          <w:szCs w:val="40"/>
-        </w:rPr>
-        <w:tab/>
-      </w:r>
-      <w:r>
-        <w:rPr>
-          <w:rFonts w:ascii="Times New Roman" w:hAnsi="Times New Roman" w:cs="Times New Roman"/>
-          <w:sz w:val="40"/>
-          <w:szCs w:val="40"/>
-        </w:rPr>
-        <w:tab/>
-      </w:r>
-      <w:r>
-        <w:rPr>
-          <w:rFonts w:ascii="Times New Roman" w:hAnsi="Times New Roman" w:cs="Times New Roman"/>
-          <w:sz w:val="40"/>
-          <w:szCs w:val="40"/>
-        </w:rPr>
-        <w:tab/>
-      </w:r>
-      <w:r>
-        <w:rPr>
-          <w:rFonts w:ascii="Times New Roman" w:hAnsi="Times New Roman" w:cs="Times New Roman"/>
-          <w:sz w:val="40"/>
-          <w:szCs w:val="40"/>
-        </w:rPr>
-        <w:tab/>
-      </w:r>
-      <w:r>
-        <w:rPr>
-          <w:rFonts w:ascii="Times New Roman" w:hAnsi="Times New Roman" w:cs="Times New Roman"/>
-          <w:sz w:val="40"/>
-          <w:szCs w:val="40"/>
-        </w:rPr>
-        <w:tab/>
-      </w:r>
-      <w:r>
-        <w:rPr>
-          <w:rFonts w:ascii="Times New Roman" w:hAnsi="Times New Roman" w:cs="Times New Roman"/>
-          <w:sz w:val="40"/>
-          <w:szCs w:val="40"/>
-        </w:rPr>
-        <w:tab/>
-      </w:r>
-      <w:r>
-        <w:rPr>
-          <w:rFonts w:ascii="Times New Roman" w:hAnsi="Times New Roman" w:cs="Times New Roman"/>
-          <w:sz w:val="40"/>
-          <w:szCs w:val="40"/>
-        </w:rPr>
-        <w:tab/>
-      </w:r>
-      <w:r>
-        <w:rPr>
-          <w:rFonts w:ascii="Times New Roman" w:hAnsi="Times New Roman" w:cs="Times New Roman"/>
-          <w:sz w:val="40"/>
-          <w:szCs w:val="40"/>
-        </w:rPr>
-        <w:tab/>
-      </w:r>
-    </w:p>
-    <w:p>
-      <w:pPr>
-        <w:spacing w:after="0" w:line="360" w:lineRule="auto"/>
-        <w:jc w:val="both"/>
-        <w:rPr>
-          <w:rFonts w:ascii="Times New Roman" w:hAnsi="Times New Roman" w:cs="Times New Roman"/>
-          <w:sz w:val="40"/>
-          <w:szCs w:val="40"/>
-        </w:rPr>
-      </w:pPr>
-    </w:p>
-    <w:p>
-      <w:pPr>
-        <w:spacing w:after="0" w:line="360" w:lineRule="auto"/>
-        <w:jc w:val="both"/>
-        <w:rPr>
-          <w:rFonts w:ascii="Times New Roman" w:hAnsi="Times New Roman" w:cs="Times New Roman"/>
-          <w:sz w:val="40"/>
-          <w:szCs w:val="40"/>
-          <w:u w:val="single"/>
-        </w:rPr>
-      </w:pPr>
-      <w:r>
-        <w:rPr>
-          <w:rFonts w:ascii="Times New Roman" w:hAnsi="Times New Roman" w:cs="Times New Roman"/>
           <w:noProof/>
           <w:sz w:val="40"/>
           <w:szCs w:val="40"/>
@@ -7998,18 +7955,18 @@
         <mc:AlternateContent>
           <mc:Choice Requires="wps">
             <w:drawing>
-              <wp:anchor distT="0" distB="0" distL="114300" distR="114300" simplePos="0" relativeHeight="251837440" behindDoc="0" locked="0" layoutInCell="1" allowOverlap="1" wp14:anchorId="4185A8EA" wp14:editId="137F4119">
+              <wp:anchor distT="0" distB="0" distL="114300" distR="114300" simplePos="0" relativeHeight="251847680" behindDoc="0" locked="0" layoutInCell="1" allowOverlap="1" wp14:anchorId="22FAD031" wp14:editId="4C60A2C7">
                 <wp:simplePos x="0" y="0"/>
                 <wp:positionH relativeFrom="column">
-                  <wp:posOffset>368940</wp:posOffset>
+                  <wp:posOffset>3186430</wp:posOffset>
                 </wp:positionH>
                 <wp:positionV relativeFrom="paragraph">
-                  <wp:posOffset>152464</wp:posOffset>
+                  <wp:posOffset>-635</wp:posOffset>
                 </wp:positionV>
-                <wp:extent cx="768126" cy="754092"/>
+                <wp:extent cx="767715" cy="753745"/>
                 <wp:effectExtent l="19050" t="38100" r="32385" b="46355"/>
                 <wp:wrapNone/>
-                <wp:docPr id="130" name="5-Point Star 83"/>
+                <wp:docPr id="135" name="5-Point Star 83"/>
                 <wp:cNvGraphicFramePr/>
                 <a:graphic xmlns:a="http://schemas.openxmlformats.org/drawingml/2006/main">
                   <a:graphicData uri="http://schemas.microsoft.com/office/word/2010/wordprocessingShape">
@@ -8018,7 +7975,7 @@
                       <wps:spPr>
                         <a:xfrm>
                           <a:off x="0" y="0"/>
-                          <a:ext cx="768126" cy="754092"/>
+                          <a:ext cx="767715" cy="753745"/>
                         </a:xfrm>
                         <a:prstGeom prst="star5">
                           <a:avLst/>
@@ -8053,9 +8010,9 @@
           </mc:Choice>
           <mc:Fallback>
             <w:pict>
-              <v:shape w14:anchorId="3609EF58" id="5-Point Star 83" o:spid="_x0000_s1026" style="position:absolute;margin-left:29.05pt;margin-top:12pt;width:60.5pt;height:59.4pt;z-index:251837440;visibility:visible;mso-wrap-style:square;mso-width-percent:0;mso-height-percent:0;mso-wrap-distance-left:9pt;mso-wrap-distance-top:0;mso-wrap-distance-right:9pt;mso-wrap-distance-bottom:0;mso-position-horizontal:absolute;mso-position-horizontal-relative:text;mso-position-vertical:absolute;mso-position-vertical-relative:text;mso-width-percent:0;mso-height-percent:0;mso-width-relative:margin;mso-height-relative:margin;v-text-anchor:middle" coordsize="768126,754092" o:gfxdata="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" path="m1,288037r293399,2l384063,r90663,288039l768125,288037,530759,466053r90667,288037l384063,576071,146700,754090,237367,466053,1,288037xe" filled="f" strokecolor="windowText" strokeweight="1pt">
+              <v:shape w14:anchorId="5FE85632" id="5-Point Star 83" o:spid="_x0000_s1026" style="position:absolute;margin-left:250.9pt;margin-top:-.05pt;width:60.45pt;height:59.35pt;z-index:251847680;visibility:visible;mso-wrap-style:square;mso-width-percent:0;mso-height-percent:0;mso-wrap-distance-left:9pt;mso-wrap-distance-top:0;mso-wrap-distance-right:9pt;mso-wrap-distance-bottom:0;mso-position-horizontal:absolute;mso-position-horizontal-relative:text;mso-position-vertical:absolute;mso-position-vertical-relative:text;mso-width-percent:0;mso-height-percent:0;mso-width-relative:margin;mso-height-relative:margin;v-text-anchor:middle" coordsize="767715,753745" o:gfxdata="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" path="m1,287904r293242,2l383858,r90614,287906l767714,287904,530475,465838r90619,287905l383858,575806,146621,753743,237240,465838,1,287904xe" filled="f" strokecolor="windowText" strokeweight="1pt">
                 <v:stroke joinstyle="miter"/>
-                <v:path arrowok="t" o:connecttype="custom" o:connectlocs="1,288037;293400,288039;384063,0;474726,288039;768125,288037;530759,466053;621426,754090;384063,576071;146700,754090;237367,466053;1,288037" o:connectangles="0,0,0,0,0,0,0,0,0,0,0"/>
+                <v:path arrowok="t" o:connecttype="custom" o:connectlocs="1,287904;293243,287906;383858,0;474472,287906;767714,287904;530475,465838;621094,753743;383858,575806;146621,753743;237240,465838;1,287904" o:connectangles="0,0,0,0,0,0,0,0,0,0,0"/>
               </v:shape>
             </w:pict>
           </mc:Fallback>
@@ -8072,18 +8029,18 @@
         <mc:AlternateContent>
           <mc:Choice Requires="wps">
             <w:drawing>
-              <wp:anchor distT="0" distB="0" distL="114300" distR="114300" simplePos="0" relativeHeight="251843584" behindDoc="0" locked="0" layoutInCell="1" allowOverlap="1" wp14:anchorId="481ADB93" wp14:editId="676C5EC8">
+              <wp:anchor distT="0" distB="0" distL="114300" distR="114300" simplePos="0" relativeHeight="251839488" behindDoc="0" locked="0" layoutInCell="1" allowOverlap="1" wp14:anchorId="4E009821" wp14:editId="337FE428">
                 <wp:simplePos x="0" y="0"/>
                 <wp:positionH relativeFrom="column">
-                  <wp:posOffset>1335363</wp:posOffset>
+                  <wp:posOffset>2292985</wp:posOffset>
                 </wp:positionH>
                 <wp:positionV relativeFrom="paragraph">
-                  <wp:posOffset>151130</wp:posOffset>
+                  <wp:posOffset>5715</wp:posOffset>
                 </wp:positionV>
-                <wp:extent cx="768126" cy="754092"/>
+                <wp:extent cx="767715" cy="753745"/>
                 <wp:effectExtent l="19050" t="38100" r="32385" b="46355"/>
                 <wp:wrapNone/>
-                <wp:docPr id="133" name="5-Point Star 83"/>
+                <wp:docPr id="131" name="5-Point Star 83"/>
                 <wp:cNvGraphicFramePr/>
                 <a:graphic xmlns:a="http://schemas.openxmlformats.org/drawingml/2006/main">
                   <a:graphicData uri="http://schemas.microsoft.com/office/word/2010/wordprocessingShape">
@@ -8092,7 +8049,7 @@
                       <wps:spPr>
                         <a:xfrm>
                           <a:off x="0" y="0"/>
-                          <a:ext cx="768126" cy="754092"/>
+                          <a:ext cx="767715" cy="753745"/>
                         </a:xfrm>
                         <a:prstGeom prst="star5">
                           <a:avLst/>
@@ -8127,9 +8084,9 @@
           </mc:Choice>
           <mc:Fallback>
             <w:pict>
-              <v:shape w14:anchorId="66F26FD5" id="5-Point Star 83" o:spid="_x0000_s1026" style="position:absolute;margin-left:105.15pt;margin-top:11.9pt;width:60.5pt;height:59.4pt;z-index:251843584;visibility:visible;mso-wrap-style:square;mso-width-percent:0;mso-height-percent:0;mso-wrap-distance-left:9pt;mso-wrap-distance-top:0;mso-wrap-distance-right:9pt;mso-wrap-distance-bottom:0;mso-position-horizontal:absolute;mso-position-horizontal-relative:text;mso-position-vertical:absolute;mso-position-vertical-relative:text;mso-width-percent:0;mso-height-percent:0;mso-width-relative:margin;mso-height-relative:margin;v-text-anchor:middle" coordsize="768126,754092" o:gfxdata="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" path="m1,288037r293399,2l384063,r90663,288039l768125,288037,530759,466053r90667,288037l384063,576071,146700,754090,237367,466053,1,288037xe" filled="f" strokecolor="windowText" strokeweight="1pt">
+              <v:shape w14:anchorId="15EEEF60" id="5-Point Star 83" o:spid="_x0000_s1026" style="position:absolute;margin-left:180.55pt;margin-top:.45pt;width:60.45pt;height:59.35pt;z-index:251839488;visibility:visible;mso-wrap-style:square;mso-width-percent:0;mso-height-percent:0;mso-wrap-distance-left:9pt;mso-wrap-distance-top:0;mso-wrap-distance-right:9pt;mso-wrap-distance-bottom:0;mso-position-horizontal:absolute;mso-position-horizontal-relative:text;mso-position-vertical:absolute;mso-position-vertical-relative:text;mso-width-percent:0;mso-height-percent:0;mso-width-relative:margin;mso-height-relative:margin;v-text-anchor:middle" coordsize="767715,753745" o:gfxdata="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" path="m1,287904r293242,2l383858,r90614,287906l767714,287904,530475,465838r90619,287905l383858,575806,146621,753743,237240,465838,1,287904xe" filled="f" strokecolor="windowText" strokeweight="1pt">
                 <v:stroke joinstyle="miter"/>
-                <v:path arrowok="t" o:connecttype="custom" o:connectlocs="1,288037;293400,288039;384063,0;474726,288039;768125,288037;530759,466053;621426,754090;384063,576071;146700,754090;237367,466053;1,288037" o:connectangles="0,0,0,0,0,0,0,0,0,0,0"/>
+                <v:path arrowok="t" o:connecttype="custom" o:connectlocs="1,287904;293243,287906;383858,0;474472,287906;767714,287904;530475,465838;621094,753743;383858,575806;146621,753743;237240,465838;1,287904" o:connectangles="0,0,0,0,0,0,0,0,0,0,0"/>
               </v:shape>
             </w:pict>
           </mc:Fallback>
@@ -8146,18 +8103,18 @@
         <mc:AlternateContent>
           <mc:Choice Requires="wps">
             <w:drawing>
-              <wp:anchor distT="0" distB="0" distL="114300" distR="114300" simplePos="0" relativeHeight="251845632" behindDoc="0" locked="0" layoutInCell="1" allowOverlap="1" wp14:anchorId="5ED1417B" wp14:editId="538E5804">
+              <wp:anchor distT="0" distB="0" distL="114300" distR="114300" simplePos="0" relativeHeight="251831296" behindDoc="0" locked="0" layoutInCell="1" allowOverlap="1" wp14:anchorId="079C9BB8" wp14:editId="6E14EAC8">
                 <wp:simplePos x="0" y="0"/>
                 <wp:positionH relativeFrom="column">
-                  <wp:posOffset>2210771</wp:posOffset>
+                  <wp:posOffset>1339850</wp:posOffset>
                 </wp:positionH>
                 <wp:positionV relativeFrom="paragraph">
-                  <wp:posOffset>153035</wp:posOffset>
+                  <wp:posOffset>635</wp:posOffset>
                 </wp:positionV>
-                <wp:extent cx="768126" cy="754092"/>
+                <wp:extent cx="767715" cy="753745"/>
                 <wp:effectExtent l="19050" t="38100" r="32385" b="46355"/>
                 <wp:wrapNone/>
-                <wp:docPr id="134" name="5-Point Star 83"/>
+                <wp:docPr id="127" name="5-Point Star 83"/>
                 <wp:cNvGraphicFramePr/>
                 <a:graphic xmlns:a="http://schemas.openxmlformats.org/drawingml/2006/main">
                   <a:graphicData uri="http://schemas.microsoft.com/office/word/2010/wordprocessingShape">
@@ -8166,7 +8123,7 @@
                       <wps:spPr>
                         <a:xfrm>
                           <a:off x="0" y="0"/>
-                          <a:ext cx="768126" cy="754092"/>
+                          <a:ext cx="767715" cy="753745"/>
                         </a:xfrm>
                         <a:prstGeom prst="star5">
                           <a:avLst/>
@@ -8201,9 +8158,9 @@
           </mc:Choice>
           <mc:Fallback>
             <w:pict>
-              <v:shape w14:anchorId="22DA033D" id="5-Point Star 83" o:spid="_x0000_s1026" style="position:absolute;margin-left:174.1pt;margin-top:12.05pt;width:60.5pt;height:59.4pt;z-index:251845632;visibility:visible;mso-wrap-style:square;mso-width-percent:0;mso-height-percent:0;mso-wrap-distance-left:9pt;mso-wrap-distance-top:0;mso-wrap-distance-right:9pt;mso-wrap-distance-bottom:0;mso-position-horizontal:absolute;mso-position-horizontal-relative:text;mso-position-vertical:absolute;mso-position-vertical-relative:text;mso-width-percent:0;mso-height-percent:0;mso-width-relative:margin;mso-height-relative:margin;v-text-anchor:middle" coordsize="768126,754092" o:gfxdata="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" path="m1,288037r293399,2l384063,r90663,288039l768125,288037,530759,466053r90667,288037l384063,576071,146700,754090,237367,466053,1,288037xe" filled="f" strokecolor="windowText" strokeweight="1pt">
+              <v:shape w14:anchorId="12B7730A" id="5-Point Star 83" o:spid="_x0000_s1026" style="position:absolute;margin-left:105.5pt;margin-top:.05pt;width:60.45pt;height:59.35pt;z-index:251831296;visibility:visible;mso-wrap-style:square;mso-width-percent:0;mso-height-percent:0;mso-wrap-distance-left:9pt;mso-wrap-distance-top:0;mso-wrap-distance-right:9pt;mso-wrap-distance-bottom:0;mso-position-horizontal:absolute;mso-position-horizontal-relative:text;mso-position-vertical:absolute;mso-position-vertical-relative:text;mso-width-percent:0;mso-height-percent:0;mso-width-relative:margin;mso-height-relative:margin;v-text-anchor:middle" coordsize="767715,753745" o:gfxdata="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" path="m1,287904r293242,2l383858,r90614,287906l767714,287904,530475,465838r90619,287905l383858,575806,146621,753743,237240,465838,1,287904xe" filled="f" strokecolor="windowText" strokeweight="1pt">
                 <v:stroke joinstyle="miter"/>
-                <v:path arrowok="t" o:connecttype="custom" o:connectlocs="1,288037;293400,288039;384063,0;474726,288039;768125,288037;530759,466053;621426,754090;384063,576071;146700,754090;237367,466053;1,288037" o:connectangles="0,0,0,0,0,0,0,0,0,0,0"/>
+                <v:path arrowok="t" o:connecttype="custom" o:connectlocs="1,287904;293243,287906;383858,0;474472,287906;767714,287904;530475,465838;621094,753743;383858,575806;146621,753743;237240,465838;1,287904" o:connectangles="0,0,0,0,0,0,0,0,0,0,0"/>
               </v:shape>
             </w:pict>
           </mc:Fallback>
@@ -8220,18 +8177,18 @@
         <mc:AlternateContent>
           <mc:Choice Requires="wps">
             <w:drawing>
-              <wp:anchor distT="0" distB="0" distL="114300" distR="114300" simplePos="0" relativeHeight="251835392" behindDoc="0" locked="0" layoutInCell="1" allowOverlap="1" wp14:anchorId="31C820DA" wp14:editId="2A899AD0">
+              <wp:anchor distT="0" distB="0" distL="114300" distR="114300" simplePos="0" relativeHeight="251841536" behindDoc="0" locked="0" layoutInCell="1" allowOverlap="1" wp14:anchorId="0E99C6AA" wp14:editId="2297F2B7">
                 <wp:simplePos x="0" y="0"/>
                 <wp:positionH relativeFrom="column">
-                  <wp:posOffset>3104216</wp:posOffset>
+                  <wp:posOffset>388620</wp:posOffset>
                 </wp:positionH>
                 <wp:positionV relativeFrom="paragraph">
-                  <wp:posOffset>153035</wp:posOffset>
+                  <wp:posOffset>0</wp:posOffset>
                 </wp:positionV>
                 <wp:extent cx="768126" cy="754092"/>
                 <wp:effectExtent l="19050" t="38100" r="32385" b="46355"/>
                 <wp:wrapNone/>
-                <wp:docPr id="129" name="5-Point Star 83"/>
+                <wp:docPr id="132" name="5-Point Star 83"/>
                 <wp:cNvGraphicFramePr/>
                 <a:graphic xmlns:a="http://schemas.openxmlformats.org/drawingml/2006/main">
                   <a:graphicData uri="http://schemas.microsoft.com/office/word/2010/wordprocessingShape">
@@ -8275,7 +8232,7 @@
           </mc:Choice>
           <mc:Fallback>
             <w:pict>
-              <v:shape w14:anchorId="387B10C2" id="5-Point Star 83" o:spid="_x0000_s1026" style="position:absolute;margin-left:244.45pt;margin-top:12.05pt;width:60.5pt;height:59.4pt;z-index:251835392;visibility:visible;mso-wrap-style:square;mso-width-percent:0;mso-height-percent:0;mso-wrap-distance-left:9pt;mso-wrap-distance-top:0;mso-wrap-distance-right:9pt;mso-wrap-distance-bottom:0;mso-position-horizontal:absolute;mso-position-horizontal-relative:text;mso-position-vertical:absolute;mso-position-vertical-relative:text;mso-width-percent:0;mso-height-percent:0;mso-width-relative:margin;mso-height-relative:margin;v-text-anchor:middle" coordsize="768126,754092" o:gfxdata="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" path="m1,288037r293399,2l384063,r90663,288039l768125,288037,530759,466053r90667,288037l384063,576071,146700,754090,237367,466053,1,288037xe" filled="f" strokecolor="windowText" strokeweight="1pt">
+              <v:shape w14:anchorId="64893EDF" id="5-Point Star 83" o:spid="_x0000_s1026" style="position:absolute;margin-left:30.6pt;margin-top:0;width:60.5pt;height:59.4pt;z-index:251841536;visibility:visible;mso-wrap-style:square;mso-width-percent:0;mso-height-percent:0;mso-wrap-distance-left:9pt;mso-wrap-distance-top:0;mso-wrap-distance-right:9pt;mso-wrap-distance-bottom:0;mso-position-horizontal:absolute;mso-position-horizontal-relative:text;mso-position-vertical:absolute;mso-position-vertical-relative:text;mso-width-percent:0;mso-height-percent:0;mso-width-relative:margin;mso-height-relative:margin;v-text-anchor:middle" coordsize="768126,754092" o:gfxdata="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" path="m1,288037r293399,2l384063,r90663,288039l768125,288037,530759,466053r90667,288037l384063,576071,146700,754090,237367,466053,1,288037xe" filled="f" strokecolor="windowText" strokeweight="1pt">
                 <v:stroke joinstyle="miter"/>
                 <v:path arrowok="t" o:connecttype="custom" o:connectlocs="1,288037;293400,288039;384063,0;474726,288039;768125,288037;530759,466053;621426,754090;384063,576071;146700,754090;237367,466053;1,288037" o:connectangles="0,0,0,0,0,0,0,0,0,0,0"/>
               </v:shape>
@@ -8283,6 +8240,18 @@
           </mc:Fallback>
         </mc:AlternateContent>
       </w:r>
+    </w:p>
+    <w:p>
+      <w:pPr>
+        <w:spacing w:after="0" w:line="360" w:lineRule="auto"/>
+        <w:jc w:val="both"/>
+        <w:rPr>
+          <w:rFonts w:ascii="Times New Roman" w:hAnsi="Times New Roman" w:cs="Times New Roman"/>
+          <w:sz w:val="40"/>
+          <w:szCs w:val="40"/>
+          <w:u w:val="single"/>
+        </w:rPr>
+      </w:pPr>
       <w:r>
         <w:rPr>
           <w:rFonts w:ascii="Times New Roman" w:hAnsi="Times New Roman" w:cs="Times New Roman"/>
@@ -8294,15 +8263,15 @@
         <mc:AlternateContent>
           <mc:Choice Requires="wps">
             <w:drawing>
-              <wp:anchor distT="0" distB="0" distL="114300" distR="114300" simplePos="0" relativeHeight="251833344" behindDoc="0" locked="0" layoutInCell="1" allowOverlap="1" wp14:anchorId="472EB027" wp14:editId="50F7CFB9">
+              <wp:anchor distT="0" distB="0" distL="114300" distR="114300" simplePos="0" relativeHeight="251833344" behindDoc="0" locked="0" layoutInCell="1" allowOverlap="1" wp14:anchorId="472EB027" wp14:editId="73C1FD33">
                 <wp:simplePos x="0" y="0"/>
                 <wp:positionH relativeFrom="column">
-                  <wp:posOffset>4094059</wp:posOffset>
+                  <wp:posOffset>4093845</wp:posOffset>
                 </wp:positionH>
                 <wp:positionV relativeFrom="paragraph">
-                  <wp:posOffset>153670</wp:posOffset>
+                  <wp:posOffset>382270</wp:posOffset>
                 </wp:positionV>
-                <wp:extent cx="768126" cy="754092"/>
+                <wp:extent cx="767715" cy="753745"/>
                 <wp:effectExtent l="19050" t="38100" r="32385" b="46355"/>
                 <wp:wrapNone/>
                 <wp:docPr id="128" name="5-Point Star 83"/>
@@ -8314,7 +8283,7 @@
                       <wps:spPr>
                         <a:xfrm>
                           <a:off x="0" y="0"/>
-                          <a:ext cx="768126" cy="754092"/>
+                          <a:ext cx="767715" cy="753745"/>
                         </a:xfrm>
                         <a:prstGeom prst="star5">
                           <a:avLst/>
@@ -8349,9 +8318,305 @@
           </mc:Choice>
           <mc:Fallback>
             <w:pict>
-              <v:shape w14:anchorId="40A75F63" id="5-Point Star 83" o:spid="_x0000_s1026" style="position:absolute;margin-left:322.35pt;margin-top:12.1pt;width:60.5pt;height:59.4pt;z-index:251833344;visibility:visible;mso-wrap-style:square;mso-width-percent:0;mso-height-percent:0;mso-wrap-distance-left:9pt;mso-wrap-distance-top:0;mso-wrap-distance-right:9pt;mso-wrap-distance-bottom:0;mso-position-horizontal:absolute;mso-position-horizontal-relative:text;mso-position-vertical:absolute;mso-position-vertical-relative:text;mso-width-percent:0;mso-height-percent:0;mso-width-relative:margin;mso-height-relative:margin;v-text-anchor:middle" coordsize="768126,754092" o:gfxdata="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" path="m1,288037r293399,2l384063,r90663,288039l768125,288037,530759,466053r90667,288037l384063,576071,146700,754090,237367,466053,1,288037xe" filled="f" strokecolor="windowText" strokeweight="1pt">
+              <v:shape w14:anchorId="2B9EDC06" id="5-Point Star 83" o:spid="_x0000_s1026" style="position:absolute;margin-left:322.35pt;margin-top:30.1pt;width:60.45pt;height:59.35pt;z-index:251833344;visibility:visible;mso-wrap-style:square;mso-width-percent:0;mso-height-percent:0;mso-wrap-distance-left:9pt;mso-wrap-distance-top:0;mso-wrap-distance-right:9pt;mso-wrap-distance-bottom:0;mso-position-horizontal:absolute;mso-position-horizontal-relative:text;mso-position-vertical:absolute;mso-position-vertical-relative:text;mso-width-percent:0;mso-height-percent:0;mso-width-relative:margin;mso-height-relative:margin;v-text-anchor:middle" coordsize="767715,753745" o:gfxdata="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" path="m1,287904r293242,2l383858,r90614,287906l767714,287904,530475,465838r90619,287905l383858,575806,146621,753743,237240,465838,1,287904xe" filled="f" strokecolor="windowText" strokeweight="1pt">
                 <v:stroke joinstyle="miter"/>
-                <v:path arrowok="t" o:connecttype="custom" o:connectlocs="1,288037;293400,288039;384063,0;474726,288039;768125,288037;530759,466053;621426,754090;384063,576071;146700,754090;237367,466053;1,288037" o:connectangles="0,0,0,0,0,0,0,0,0,0,0"/>
+                <v:path arrowok="t" o:connecttype="custom" o:connectlocs="1,287904;293243,287906;383858,0;474472,287906;767714,287904;530475,465838;621094,753743;383858,575806;146621,753743;237240,465838;1,287904" o:connectangles="0,0,0,0,0,0,0,0,0,0,0"/>
+              </v:shape>
+            </w:pict>
+          </mc:Fallback>
+        </mc:AlternateContent>
+      </w:r>
+      <w:r>
+        <w:rPr>
+          <w:rFonts w:ascii="Times New Roman" w:hAnsi="Times New Roman" w:cs="Times New Roman"/>
+          <w:noProof/>
+          <w:sz w:val="40"/>
+          <w:szCs w:val="40"/>
+          <w:lang w:bidi="ar-SA"/>
+        </w:rPr>
+        <mc:AlternateContent>
+          <mc:Choice Requires="wps">
+            <w:drawing>
+              <wp:anchor distT="0" distB="0" distL="114300" distR="114300" simplePos="0" relativeHeight="251835392" behindDoc="0" locked="0" layoutInCell="1" allowOverlap="1" wp14:anchorId="31C820DA" wp14:editId="3A33E416">
+                <wp:simplePos x="0" y="0"/>
+                <wp:positionH relativeFrom="column">
+                  <wp:posOffset>3103880</wp:posOffset>
+                </wp:positionH>
+                <wp:positionV relativeFrom="paragraph">
+                  <wp:posOffset>381635</wp:posOffset>
+                </wp:positionV>
+                <wp:extent cx="767715" cy="753745"/>
+                <wp:effectExtent l="19050" t="38100" r="32385" b="46355"/>
+                <wp:wrapNone/>
+                <wp:docPr id="129" name="5-Point Star 83"/>
+                <wp:cNvGraphicFramePr/>
+                <a:graphic xmlns:a="http://schemas.openxmlformats.org/drawingml/2006/main">
+                  <a:graphicData uri="http://schemas.microsoft.com/office/word/2010/wordprocessingShape">
+                    <wps:wsp>
+                      <wps:cNvSpPr/>
+                      <wps:spPr>
+                        <a:xfrm>
+                          <a:off x="0" y="0"/>
+                          <a:ext cx="767715" cy="753745"/>
+                        </a:xfrm>
+                        <a:prstGeom prst="star5">
+                          <a:avLst/>
+                        </a:prstGeom>
+                        <a:noFill/>
+                        <a:ln w="12700" cap="flat" cmpd="sng" algn="ctr">
+                          <a:solidFill>
+                            <a:sysClr val="windowText" lastClr="000000"/>
+                          </a:solidFill>
+                          <a:prstDash val="solid"/>
+                          <a:miter lim="800000"/>
+                        </a:ln>
+                        <a:effectLst/>
+                      </wps:spPr>
+                      <wps:bodyPr rot="0" spcFirstLastPara="0" vertOverflow="overflow" horzOverflow="overflow" vert="horz" wrap="square" lIns="91440" tIns="45720" rIns="91440" bIns="45720" numCol="1" spcCol="0" rtlCol="0" fromWordArt="0" anchor="ctr" anchorCtr="0" forceAA="0" compatLnSpc="1">
+                        <a:prstTxWarp prst="textNoShape">
+                          <a:avLst/>
+                        </a:prstTxWarp>
+                        <a:noAutofit/>
+                      </wps:bodyPr>
+                    </wps:wsp>
+                  </a:graphicData>
+                </a:graphic>
+                <wp14:sizeRelH relativeFrom="margin">
+                  <wp14:pctWidth>0</wp14:pctWidth>
+                </wp14:sizeRelH>
+                <wp14:sizeRelV relativeFrom="margin">
+                  <wp14:pctHeight>0</wp14:pctHeight>
+                </wp14:sizeRelV>
+              </wp:anchor>
+            </w:drawing>
+          </mc:Choice>
+          <mc:Fallback>
+            <w:pict>
+              <v:shape w14:anchorId="52D7D805" id="5-Point Star 83" o:spid="_x0000_s1026" style="position:absolute;margin-left:244.4pt;margin-top:30.05pt;width:60.45pt;height:59.35pt;z-index:251835392;visibility:visible;mso-wrap-style:square;mso-width-percent:0;mso-height-percent:0;mso-wrap-distance-left:9pt;mso-wrap-distance-top:0;mso-wrap-distance-right:9pt;mso-wrap-distance-bottom:0;mso-position-horizontal:absolute;mso-position-horizontal-relative:text;mso-position-vertical:absolute;mso-position-vertical-relative:text;mso-width-percent:0;mso-height-percent:0;mso-width-relative:margin;mso-height-relative:margin;v-text-anchor:middle" coordsize="767715,753745" o:gfxdata="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" path="m1,287904r293242,2l383858,r90614,287906l767714,287904,530475,465838r90619,287905l383858,575806,146621,753743,237240,465838,1,287904xe" filled="f" strokecolor="windowText" strokeweight="1pt">
+                <v:stroke joinstyle="miter"/>
+                <v:path arrowok="t" o:connecttype="custom" o:connectlocs="1,287904;293243,287906;383858,0;474472,287906;767714,287904;530475,465838;621094,753743;383858,575806;146621,753743;237240,465838;1,287904" o:connectangles="0,0,0,0,0,0,0,0,0,0,0"/>
+              </v:shape>
+            </w:pict>
+          </mc:Fallback>
+        </mc:AlternateContent>
+      </w:r>
+      <w:r>
+        <w:rPr>
+          <w:rFonts w:ascii="Times New Roman" w:hAnsi="Times New Roman" w:cs="Times New Roman"/>
+          <w:noProof/>
+          <w:sz w:val="40"/>
+          <w:szCs w:val="40"/>
+          <w:lang w:bidi="ar-SA"/>
+        </w:rPr>
+        <mc:AlternateContent>
+          <mc:Choice Requires="wps">
+            <w:drawing>
+              <wp:anchor distT="0" distB="0" distL="114300" distR="114300" simplePos="0" relativeHeight="251845632" behindDoc="0" locked="0" layoutInCell="1" allowOverlap="1" wp14:anchorId="5ED1417B" wp14:editId="19CF210E">
+                <wp:simplePos x="0" y="0"/>
+                <wp:positionH relativeFrom="column">
+                  <wp:posOffset>2210435</wp:posOffset>
+                </wp:positionH>
+                <wp:positionV relativeFrom="paragraph">
+                  <wp:posOffset>381635</wp:posOffset>
+                </wp:positionV>
+                <wp:extent cx="767715" cy="753745"/>
+                <wp:effectExtent l="19050" t="38100" r="32385" b="46355"/>
+                <wp:wrapNone/>
+                <wp:docPr id="134" name="5-Point Star 83"/>
+                <wp:cNvGraphicFramePr/>
+                <a:graphic xmlns:a="http://schemas.openxmlformats.org/drawingml/2006/main">
+                  <a:graphicData uri="http://schemas.microsoft.com/office/word/2010/wordprocessingShape">
+                    <wps:wsp>
+                      <wps:cNvSpPr/>
+                      <wps:spPr>
+                        <a:xfrm>
+                          <a:off x="0" y="0"/>
+                          <a:ext cx="767715" cy="753745"/>
+                        </a:xfrm>
+                        <a:prstGeom prst="star5">
+                          <a:avLst/>
+                        </a:prstGeom>
+                        <a:noFill/>
+                        <a:ln w="12700" cap="flat" cmpd="sng" algn="ctr">
+                          <a:solidFill>
+                            <a:sysClr val="windowText" lastClr="000000"/>
+                          </a:solidFill>
+                          <a:prstDash val="solid"/>
+                          <a:miter lim="800000"/>
+                        </a:ln>
+                        <a:effectLst/>
+                      </wps:spPr>
+                      <wps:bodyPr rot="0" spcFirstLastPara="0" vertOverflow="overflow" horzOverflow="overflow" vert="horz" wrap="square" lIns="91440" tIns="45720" rIns="91440" bIns="45720" numCol="1" spcCol="0" rtlCol="0" fromWordArt="0" anchor="ctr" anchorCtr="0" forceAA="0" compatLnSpc="1">
+                        <a:prstTxWarp prst="textNoShape">
+                          <a:avLst/>
+                        </a:prstTxWarp>
+                        <a:noAutofit/>
+                      </wps:bodyPr>
+                    </wps:wsp>
+                  </a:graphicData>
+                </a:graphic>
+                <wp14:sizeRelH relativeFrom="margin">
+                  <wp14:pctWidth>0</wp14:pctWidth>
+                </wp14:sizeRelH>
+                <wp14:sizeRelV relativeFrom="margin">
+                  <wp14:pctHeight>0</wp14:pctHeight>
+                </wp14:sizeRelV>
+              </wp:anchor>
+            </w:drawing>
+          </mc:Choice>
+          <mc:Fallback>
+            <w:pict>
+              <v:shape w14:anchorId="3B9F00B1" id="5-Point Star 83" o:spid="_x0000_s1026" style="position:absolute;margin-left:174.05pt;margin-top:30.05pt;width:60.45pt;height:59.35pt;z-index:251845632;visibility:visible;mso-wrap-style:square;mso-width-percent:0;mso-height-percent:0;mso-wrap-distance-left:9pt;mso-wrap-distance-top:0;mso-wrap-distance-right:9pt;mso-wrap-distance-bottom:0;mso-position-horizontal:absolute;mso-position-horizontal-relative:text;mso-position-vertical:absolute;mso-position-vertical-relative:text;mso-width-percent:0;mso-height-percent:0;mso-width-relative:margin;mso-height-relative:margin;v-text-anchor:middle" coordsize="767715,753745" o:gfxdata="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" path="m1,287904r293242,2l383858,r90614,287906l767714,287904,530475,465838r90619,287905l383858,575806,146621,753743,237240,465838,1,287904xe" filled="f" strokecolor="windowText" strokeweight="1pt">
+                <v:stroke joinstyle="miter"/>
+                <v:path arrowok="t" o:connecttype="custom" o:connectlocs="1,287904;293243,287906;383858,0;474472,287906;767714,287904;530475,465838;621094,753743;383858,575806;146621,753743;237240,465838;1,287904" o:connectangles="0,0,0,0,0,0,0,0,0,0,0"/>
+              </v:shape>
+            </w:pict>
+          </mc:Fallback>
+        </mc:AlternateContent>
+      </w:r>
+      <w:r>
+        <w:rPr>
+          <w:rFonts w:ascii="Times New Roman" w:hAnsi="Times New Roman" w:cs="Times New Roman"/>
+          <w:noProof/>
+          <w:sz w:val="40"/>
+          <w:szCs w:val="40"/>
+          <w:lang w:bidi="ar-SA"/>
+        </w:rPr>
+        <mc:AlternateContent>
+          <mc:Choice Requires="wps">
+            <w:drawing>
+              <wp:anchor distT="0" distB="0" distL="114300" distR="114300" simplePos="0" relativeHeight="251843584" behindDoc="0" locked="0" layoutInCell="1" allowOverlap="1" wp14:anchorId="481ADB93" wp14:editId="38B884E5">
+                <wp:simplePos x="0" y="0"/>
+                <wp:positionH relativeFrom="column">
+                  <wp:posOffset>1334770</wp:posOffset>
+                </wp:positionH>
+                <wp:positionV relativeFrom="paragraph">
+                  <wp:posOffset>379730</wp:posOffset>
+                </wp:positionV>
+                <wp:extent cx="767715" cy="753745"/>
+                <wp:effectExtent l="19050" t="38100" r="32385" b="46355"/>
+                <wp:wrapNone/>
+                <wp:docPr id="133" name="5-Point Star 83"/>
+                <wp:cNvGraphicFramePr/>
+                <a:graphic xmlns:a="http://schemas.openxmlformats.org/drawingml/2006/main">
+                  <a:graphicData uri="http://schemas.microsoft.com/office/word/2010/wordprocessingShape">
+                    <wps:wsp>
+                      <wps:cNvSpPr/>
+                      <wps:spPr>
+                        <a:xfrm>
+                          <a:off x="0" y="0"/>
+                          <a:ext cx="767715" cy="753745"/>
+                        </a:xfrm>
+                        <a:prstGeom prst="star5">
+                          <a:avLst/>
+                        </a:prstGeom>
+                        <a:noFill/>
+                        <a:ln w="12700" cap="flat" cmpd="sng" algn="ctr">
+                          <a:solidFill>
+                            <a:sysClr val="windowText" lastClr="000000"/>
+                          </a:solidFill>
+                          <a:prstDash val="solid"/>
+                          <a:miter lim="800000"/>
+                        </a:ln>
+                        <a:effectLst/>
+                      </wps:spPr>
+                      <wps:bodyPr rot="0" spcFirstLastPara="0" vertOverflow="overflow" horzOverflow="overflow" vert="horz" wrap="square" lIns="91440" tIns="45720" rIns="91440" bIns="45720" numCol="1" spcCol="0" rtlCol="0" fromWordArt="0" anchor="ctr" anchorCtr="0" forceAA="0" compatLnSpc="1">
+                        <a:prstTxWarp prst="textNoShape">
+                          <a:avLst/>
+                        </a:prstTxWarp>
+                        <a:noAutofit/>
+                      </wps:bodyPr>
+                    </wps:wsp>
+                  </a:graphicData>
+                </a:graphic>
+                <wp14:sizeRelH relativeFrom="margin">
+                  <wp14:pctWidth>0</wp14:pctWidth>
+                </wp14:sizeRelH>
+                <wp14:sizeRelV relativeFrom="margin">
+                  <wp14:pctHeight>0</wp14:pctHeight>
+                </wp14:sizeRelV>
+              </wp:anchor>
+            </w:drawing>
+          </mc:Choice>
+          <mc:Fallback>
+            <w:pict>
+              <v:shape w14:anchorId="0611484A" id="5-Point Star 83" o:spid="_x0000_s1026" style="position:absolute;margin-left:105.1pt;margin-top:29.9pt;width:60.45pt;height:59.35pt;z-index:251843584;visibility:visible;mso-wrap-style:square;mso-width-percent:0;mso-height-percent:0;mso-wrap-distance-left:9pt;mso-wrap-distance-top:0;mso-wrap-distance-right:9pt;mso-wrap-distance-bottom:0;mso-position-horizontal:absolute;mso-position-horizontal-relative:text;mso-position-vertical:absolute;mso-position-vertical-relative:text;mso-width-percent:0;mso-height-percent:0;mso-width-relative:margin;mso-height-relative:margin;v-text-anchor:middle" coordsize="767715,753745" o:gfxdata="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" path="m1,287904r293242,2l383858,r90614,287906l767714,287904,530475,465838r90619,287905l383858,575806,146621,753743,237240,465838,1,287904xe" filled="f" strokecolor="windowText" strokeweight="1pt">
+                <v:stroke joinstyle="miter"/>
+                <v:path arrowok="t" o:connecttype="custom" o:connectlocs="1,287904;293243,287906;383858,0;474472,287906;767714,287904;530475,465838;621094,753743;383858,575806;146621,753743;237240,465838;1,287904" o:connectangles="0,0,0,0,0,0,0,0,0,0,0"/>
+              </v:shape>
+            </w:pict>
+          </mc:Fallback>
+        </mc:AlternateContent>
+      </w:r>
+      <w:r>
+        <w:rPr>
+          <w:rFonts w:ascii="Times New Roman" w:hAnsi="Times New Roman" w:cs="Times New Roman"/>
+          <w:noProof/>
+          <w:sz w:val="40"/>
+          <w:szCs w:val="40"/>
+          <w:lang w:bidi="ar-SA"/>
+        </w:rPr>
+        <mc:AlternateContent>
+          <mc:Choice Requires="wps">
+            <w:drawing>
+              <wp:anchor distT="0" distB="0" distL="114300" distR="114300" simplePos="0" relativeHeight="251837440" behindDoc="0" locked="0" layoutInCell="1" allowOverlap="1" wp14:anchorId="4185A8EA" wp14:editId="4BF409DF">
+                <wp:simplePos x="0" y="0"/>
+                <wp:positionH relativeFrom="column">
+                  <wp:posOffset>368935</wp:posOffset>
+                </wp:positionH>
+                <wp:positionV relativeFrom="paragraph">
+                  <wp:posOffset>381000</wp:posOffset>
+                </wp:positionV>
+                <wp:extent cx="767715" cy="753745"/>
+                <wp:effectExtent l="19050" t="38100" r="32385" b="46355"/>
+                <wp:wrapNone/>
+                <wp:docPr id="130" name="5-Point Star 83"/>
+                <wp:cNvGraphicFramePr/>
+                <a:graphic xmlns:a="http://schemas.openxmlformats.org/drawingml/2006/main">
+                  <a:graphicData uri="http://schemas.microsoft.com/office/word/2010/wordprocessingShape">
+                    <wps:wsp>
+                      <wps:cNvSpPr/>
+                      <wps:spPr>
+                        <a:xfrm>
+                          <a:off x="0" y="0"/>
+                          <a:ext cx="767715" cy="753745"/>
+                        </a:xfrm>
+                        <a:prstGeom prst="star5">
+                          <a:avLst/>
+                        </a:prstGeom>
+                        <a:noFill/>
+                        <a:ln w="12700" cap="flat" cmpd="sng" algn="ctr">
+                          <a:solidFill>
+                            <a:sysClr val="windowText" lastClr="000000"/>
+                          </a:solidFill>
+                          <a:prstDash val="solid"/>
+                          <a:miter lim="800000"/>
+                        </a:ln>
+                        <a:effectLst/>
+                      </wps:spPr>
+                      <wps:bodyPr rot="0" spcFirstLastPara="0" vertOverflow="overflow" horzOverflow="overflow" vert="horz" wrap="square" lIns="91440" tIns="45720" rIns="91440" bIns="45720" numCol="1" spcCol="0" rtlCol="0" fromWordArt="0" anchor="ctr" anchorCtr="0" forceAA="0" compatLnSpc="1">
+                        <a:prstTxWarp prst="textNoShape">
+                          <a:avLst/>
+                        </a:prstTxWarp>
+                        <a:noAutofit/>
+                      </wps:bodyPr>
+                    </wps:wsp>
+                  </a:graphicData>
+                </a:graphic>
+                <wp14:sizeRelH relativeFrom="margin">
+                  <wp14:pctWidth>0</wp14:pctWidth>
+                </wp14:sizeRelH>
+                <wp14:sizeRelV relativeFrom="margin">
+                  <wp14:pctHeight>0</wp14:pctHeight>
+                </wp14:sizeRelV>
+              </wp:anchor>
+            </w:drawing>
+          </mc:Choice>
+          <mc:Fallback>
+            <w:pict>
+              <v:shape w14:anchorId="7E436527" id="5-Point Star 83" o:spid="_x0000_s1026" style="position:absolute;margin-left:29.05pt;margin-top:30pt;width:60.45pt;height:59.35pt;z-index:251837440;visibility:visible;mso-wrap-style:square;mso-width-percent:0;mso-height-percent:0;mso-wrap-distance-left:9pt;mso-wrap-distance-top:0;mso-wrap-distance-right:9pt;mso-wrap-distance-bottom:0;mso-position-horizontal:absolute;mso-position-horizontal-relative:text;mso-position-vertical:absolute;mso-position-vertical-relative:text;mso-width-percent:0;mso-height-percent:0;mso-width-relative:margin;mso-height-relative:margin;v-text-anchor:middle" coordsize="767715,753745" o:gfxdata="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" path="m1,287904r293242,2l383858,r90614,287906l767714,287904,530475,465838r90619,287905l383858,575806,146621,753743,237240,465838,1,287904xe" filled="f" strokecolor="windowText" strokeweight="1pt">
+                <v:stroke joinstyle="miter"/>
+                <v:path arrowok="t" o:connecttype="custom" o:connectlocs="1,287904;293243,287906;383858,0;474472,287906;767714,287904;530475,465838;621094,753743;383858,575806;146621,753743;237240,465838;1,287904" o:connectangles="0,0,0,0,0,0,0,0,0,0,0"/>
               </v:shape>
             </w:pict>
           </mc:Fallback>
@@ -9360,7 +9625,6 @@
           <w:szCs w:val="40"/>
           <w:lang w:bidi="ar-SA"/>
         </w:rPr>
-        <w:lastRenderedPageBreak/>
         <mc:AlternateContent>
           <mc:Choice Requires="wps">
             <w:drawing>
@@ -10249,7 +10513,7 @@
     </w:p>
     <w:p>
       <w:pPr>
-        <w:spacing w:after="0" w:line="360" w:lineRule="auto"/>
+        <w:spacing w:after="360" w:line="360" w:lineRule="auto"/>
         <w:jc w:val="both"/>
         <w:rPr>
           <w:rFonts w:ascii="Times New Roman" w:hAnsi="Times New Roman" w:cs="Times New Roman"/>
@@ -10744,16 +11008,16 @@
         <mc:AlternateContent>
           <mc:Choice Requires="wps">
             <w:drawing>
-              <wp:anchor distT="0" distB="0" distL="114300" distR="114300" simplePos="0" relativeHeight="251743232" behindDoc="0" locked="0" layoutInCell="1" allowOverlap="1" wp14:anchorId="2191D6F5" wp14:editId="5923F4AA">
+              <wp:anchor distT="0" distB="0" distL="114300" distR="114300" simplePos="0" relativeHeight="251743232" behindDoc="0" locked="0" layoutInCell="1" allowOverlap="1" wp14:anchorId="2191D6F5" wp14:editId="6B9C0479">
                 <wp:simplePos x="0" y="0"/>
                 <wp:positionH relativeFrom="column">
-                  <wp:posOffset>3257549</wp:posOffset>
+                  <wp:posOffset>2895600</wp:posOffset>
                 </wp:positionH>
                 <wp:positionV relativeFrom="paragraph">
-                  <wp:posOffset>20320</wp:posOffset>
+                  <wp:posOffset>335280</wp:posOffset>
                 </wp:positionV>
-                <wp:extent cx="3057525" cy="1840865"/>
-                <wp:effectExtent l="0" t="0" r="28575" b="26035"/>
+                <wp:extent cx="3943350" cy="2266950"/>
+                <wp:effectExtent l="0" t="0" r="19050" b="19050"/>
                 <wp:wrapNone/>
                 <wp:docPr id="105" name="Rectangle 105"/>
                 <wp:cNvGraphicFramePr/>
@@ -10764,7 +11028,7 @@
                       <wps:spPr>
                         <a:xfrm>
                           <a:off x="0" y="0"/>
-                          <a:ext cx="3057525" cy="1840865"/>
+                          <a:ext cx="3943350" cy="2266950"/>
                         </a:xfrm>
                         <a:prstGeom prst="rect">
                           <a:avLst/>
@@ -10812,7 +11076,7 @@
           </mc:Choice>
           <mc:Fallback>
             <w:pict>
-              <v:rect w14:anchorId="467C04AC" id="Rectangle 105" o:spid="_x0000_s1026" style="position:absolute;margin-left:256.5pt;margin-top:1.6pt;width:240.75pt;height:144.95pt;z-index:251743232;visibility:visible;mso-wrap-style:square;mso-width-percent:0;mso-height-percent:0;mso-wrap-distance-left:9pt;mso-wrap-distance-top:0;mso-wrap-distance-right:9pt;mso-wrap-distance-bottom:0;mso-position-horizontal:absolute;mso-position-horizontal-relative:text;mso-position-vertical:absolute;mso-position-vertical-relative:text;mso-width-percent:0;mso-height-percent:0;mso-width-relative:margin;mso-height-relative:margin;v-text-anchor:middle" o:gfxdata="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" filled="f" strokecolor="black [3213]" strokeweight="1pt"/>
+              <v:rect w14:anchorId="218FA5FF" id="Rectangle 105" o:spid="_x0000_s1026" style="position:absolute;margin-left:228pt;margin-top:26.4pt;width:310.5pt;height:178.5pt;z-index:251743232;visibility:visible;mso-wrap-style:square;mso-width-percent:0;mso-height-percent:0;mso-wrap-distance-left:9pt;mso-wrap-distance-top:0;mso-wrap-distance-right:9pt;mso-wrap-distance-bottom:0;mso-position-horizontal:absolute;mso-position-horizontal-relative:text;mso-position-vertical:absolute;mso-position-vertical-relative:text;mso-width-percent:0;mso-height-percent:0;mso-width-relative:margin;mso-height-relative:margin;v-text-anchor:middle" o:gfxdata="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" filled="f" strokecolor="black [3213]" strokeweight="1pt"/>
             </w:pict>
           </mc:Fallback>
         </mc:AlternateContent>
@@ -10828,16 +11092,16 @@
         <mc:AlternateContent>
           <mc:Choice Requires="wps">
             <w:drawing>
-              <wp:anchor distT="0" distB="0" distL="114300" distR="114300" simplePos="0" relativeHeight="251742208" behindDoc="0" locked="0" layoutInCell="1" allowOverlap="1" wp14:anchorId="5681E026" wp14:editId="6BE9DEE0">
+              <wp:anchor distT="0" distB="0" distL="114300" distR="114300" simplePos="0" relativeHeight="251742208" behindDoc="0" locked="0" layoutInCell="1" allowOverlap="1" wp14:anchorId="5681E026" wp14:editId="3083320B">
                 <wp:simplePos x="0" y="0"/>
                 <wp:positionH relativeFrom="column">
-                  <wp:posOffset>47625</wp:posOffset>
+                  <wp:posOffset>-342900</wp:posOffset>
                 </wp:positionH>
                 <wp:positionV relativeFrom="paragraph">
-                  <wp:posOffset>86995</wp:posOffset>
+                  <wp:posOffset>230504</wp:posOffset>
                 </wp:positionV>
-                <wp:extent cx="2593975" cy="2000250"/>
-                <wp:effectExtent l="19050" t="0" r="34925" b="38100"/>
+                <wp:extent cx="3076575" cy="2867025"/>
+                <wp:effectExtent l="19050" t="0" r="47625" b="47625"/>
                 <wp:wrapNone/>
                 <wp:docPr id="104" name="Heart 104"/>
                 <wp:cNvGraphicFramePr/>
@@ -10848,7 +11112,7 @@
                       <wps:spPr>
                         <a:xfrm>
                           <a:off x="0" y="0"/>
-                          <a:ext cx="2593975" cy="2000250"/>
+                          <a:ext cx="3076575" cy="2867025"/>
                         </a:xfrm>
                         <a:prstGeom prst="heart">
                           <a:avLst/>
@@ -10896,13 +11160,86 @@
           </mc:Choice>
           <mc:Fallback>
             <w:pict>
-              <v:shape w14:anchorId="77D45D90" id="Heart 104" o:spid="_x0000_s1026" style="position:absolute;margin-left:3.75pt;margin-top:6.85pt;width:204.25pt;height:157.5pt;z-index:251742208;visibility:visible;mso-wrap-style:square;mso-width-percent:0;mso-height-percent:0;mso-wrap-distance-left:9pt;mso-wrap-distance-top:0;mso-wrap-distance-right:9pt;mso-wrap-distance-bottom:0;mso-position-horizontal:absolute;mso-position-horizontal-relative:text;mso-position-vertical:absolute;mso-position-vertical-relative:text;mso-width-percent:0;mso-height-percent:0;mso-width-relative:margin;mso-height-relative:margin;v-text-anchor:middle" coordsize="2593975,2000250" o:gfxdata="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" path="m1296988,500063v540411,-1166813,2648016,,,1500187c-1351029,500063,756576,-666750,1296988,500063xe" filled="f" strokecolor="black [3213]" strokeweight="1pt">
+              <v:shape w14:anchorId="31E96709" id="Heart 104" o:spid="_x0000_s1026" style="position:absolute;margin-left:-27pt;margin-top:18.15pt;width:242.25pt;height:225.75pt;z-index:251742208;visibility:visible;mso-wrap-style:square;mso-width-percent:0;mso-height-percent:0;mso-wrap-distance-left:9pt;mso-wrap-distance-top:0;mso-wrap-distance-right:9pt;mso-wrap-distance-bottom:0;mso-position-horizontal:absolute;mso-position-horizontal-relative:text;mso-position-vertical:absolute;mso-position-vertical-relative:text;mso-width-percent:0;mso-height-percent:0;mso-width-relative:margin;mso-height-relative:margin;v-text-anchor:middle" coordsize="3076575,2867025" o:gfxdata="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" path="m1538288,716756v640953,-1672431,3140670,,,2150269c-1602383,716756,897334,-955675,1538288,716756xe" filled="f" strokecolor="black [3213]" strokeweight="1pt">
                 <v:stroke joinstyle="miter"/>
-                <v:path arrowok="t" o:connecttype="custom" o:connectlocs="1296988,500063;1296988,2000250;1296988,500063" o:connectangles="0,0,0"/>
+                <v:path arrowok="t" o:connecttype="custom" o:connectlocs="1538288,716756;1538288,2867025;1538288,716756" o:connectangles="0,0,0"/>
               </v:shape>
             </w:pict>
           </mc:Fallback>
         </mc:AlternateContent>
+      </w:r>
+      <w:r>
+        <w:rPr>
+          <w:rFonts w:ascii="Times New Roman" w:hAnsi="Times New Roman" w:cs="Times New Roman"/>
+          <w:sz w:val="40"/>
+          <w:szCs w:val="40"/>
+        </w:rPr>
+        <w:t>Heart</w:t>
+      </w:r>
+      <w:r>
+        <w:rPr>
+          <w:rFonts w:ascii="Times New Roman" w:hAnsi="Times New Roman" w:cs="Times New Roman"/>
+          <w:sz w:val="40"/>
+          <w:szCs w:val="40"/>
+        </w:rPr>
+        <w:tab/>
+      </w:r>
+      <w:r>
+        <w:rPr>
+          <w:rFonts w:ascii="Times New Roman" w:hAnsi="Times New Roman" w:cs="Times New Roman"/>
+          <w:sz w:val="40"/>
+          <w:szCs w:val="40"/>
+        </w:rPr>
+        <w:tab/>
+      </w:r>
+      <w:r>
+        <w:rPr>
+          <w:rFonts w:ascii="Times New Roman" w:hAnsi="Times New Roman" w:cs="Times New Roman"/>
+          <w:sz w:val="40"/>
+          <w:szCs w:val="40"/>
+        </w:rPr>
+        <w:tab/>
+      </w:r>
+      <w:r>
+        <w:rPr>
+          <w:rFonts w:ascii="Times New Roman" w:hAnsi="Times New Roman" w:cs="Times New Roman"/>
+          <w:sz w:val="40"/>
+          <w:szCs w:val="40"/>
+        </w:rPr>
+        <w:tab/>
+      </w:r>
+      <w:r>
+        <w:rPr>
+          <w:rFonts w:ascii="Times New Roman" w:hAnsi="Times New Roman" w:cs="Times New Roman"/>
+          <w:sz w:val="40"/>
+          <w:szCs w:val="40"/>
+        </w:rPr>
+        <w:tab/>
+      </w:r>
+      <w:r>
+        <w:rPr>
+          <w:rFonts w:ascii="Times New Roman" w:hAnsi="Times New Roman" w:cs="Times New Roman"/>
+          <w:sz w:val="40"/>
+          <w:szCs w:val="40"/>
+        </w:rPr>
+        <w:tab/>
+      </w:r>
+      <w:r>
+        <w:rPr>
+          <w:rFonts w:ascii="Times New Roman" w:hAnsi="Times New Roman" w:cs="Times New Roman"/>
+          <w:sz w:val="40"/>
+          <w:szCs w:val="40"/>
+        </w:rPr>
+        <w:tab/>
+      </w:r>
+      <w:r>
+        <w:rPr>
+          <w:rFonts w:ascii="Times New Roman" w:hAnsi="Times New Roman" w:cs="Times New Roman"/>
+          <w:sz w:val="40"/>
+          <w:szCs w:val="40"/>
+        </w:rPr>
+        <w:tab/>
+        <w:t>Rectangle</w:t>
       </w:r>
     </w:p>
     <w:p>
@@ -10999,62 +11336,6 @@
         </w:rPr>
         <w:tab/>
       </w:r>
-      <w:r>
-        <w:rPr>
-          <w:rFonts w:ascii="Times New Roman" w:hAnsi="Times New Roman" w:cs="Times New Roman"/>
-          <w:sz w:val="40"/>
-          <w:szCs w:val="40"/>
-        </w:rPr>
-        <w:t>Heart</w:t>
-      </w:r>
-      <w:r>
-        <w:rPr>
-          <w:rFonts w:ascii="Times New Roman" w:hAnsi="Times New Roman" w:cs="Times New Roman"/>
-          <w:sz w:val="40"/>
-          <w:szCs w:val="40"/>
-        </w:rPr>
-        <w:tab/>
-      </w:r>
-      <w:r>
-        <w:rPr>
-          <w:rFonts w:ascii="Times New Roman" w:hAnsi="Times New Roman" w:cs="Times New Roman"/>
-          <w:sz w:val="40"/>
-          <w:szCs w:val="40"/>
-        </w:rPr>
-        <w:tab/>
-      </w:r>
-      <w:r>
-        <w:rPr>
-          <w:rFonts w:ascii="Times New Roman" w:hAnsi="Times New Roman" w:cs="Times New Roman"/>
-          <w:sz w:val="40"/>
-          <w:szCs w:val="40"/>
-        </w:rPr>
-        <w:tab/>
-      </w:r>
-      <w:r>
-        <w:rPr>
-          <w:rFonts w:ascii="Times New Roman" w:hAnsi="Times New Roman" w:cs="Times New Roman"/>
-          <w:sz w:val="40"/>
-          <w:szCs w:val="40"/>
-        </w:rPr>
-        <w:tab/>
-      </w:r>
-      <w:r>
-        <w:rPr>
-          <w:rFonts w:ascii="Times New Roman" w:hAnsi="Times New Roman" w:cs="Times New Roman"/>
-          <w:sz w:val="40"/>
-          <w:szCs w:val="40"/>
-        </w:rPr>
-        <w:tab/>
-      </w:r>
-      <w:r>
-        <w:rPr>
-          <w:rFonts w:ascii="Times New Roman" w:hAnsi="Times New Roman" w:cs="Times New Roman"/>
-          <w:sz w:val="40"/>
-          <w:szCs w:val="40"/>
-        </w:rPr>
-        <w:t>Rectangle</w:t>
-      </w:r>
     </w:p>
     <w:p>
       <w:pPr>
@@ -11067,18 +11348,6 @@
           <w:szCs w:val="36"/>
         </w:rPr>
       </w:pPr>
-    </w:p>
-    <w:p>
-      <w:pPr>
-        <w:jc w:val="center"/>
-        <w:rPr>
-          <w:rFonts w:ascii="Times New Roman" w:hAnsi="Times New Roman" w:cs="Times New Roman"/>
-          <w:b/>
-          <w:bCs/>
-          <w:sz w:val="40"/>
-          <w:szCs w:val="36"/>
-        </w:rPr>
-      </w:pPr>
       <w:r>
         <w:rPr>
           <w:rFonts w:ascii="Times New Roman" w:hAnsi="Times New Roman" w:cs="Times New Roman"/>
@@ -11092,7 +11361,7 @@
     </w:p>
     <w:sectPr>
       <w:pgSz w:w="11906" w:h="16838" w:code="9"/>
-      <w:pgMar w:top="720" w:right="720" w:bottom="720" w:left="720" w:header="720" w:footer="720" w:gutter="0"/>
+      <w:pgMar w:top="720" w:right="720" w:bottom="450" w:left="720" w:header="720" w:footer="720" w:gutter="0"/>
       <w:cols w:space="720"/>
       <w:docGrid w:linePitch="360"/>
     </w:sectPr>
